--- a/paper/IJCOPE-Manuscript-Template.docx
+++ b/paper/IJCOPE-Manuscript-Template.docx
@@ -1,6 +1,6 @@
 
 <file path=word/document.xml><?xml version="1.0" encoding="utf-8"?>
-<w:document xmlns:wpc="http://schemas.microsoft.com/office/word/2010/wordprocessingCanvas" xmlns:cx="http://schemas.microsoft.com/office/drawing/2014/chartex" xmlns:cx1="http://schemas.microsoft.com/office/drawing/2015/9/8/chartex" xmlns:cx2="http://schemas.microsoft.com/office/drawing/2015/10/21/chartex" xmlns:cx3="http://schemas.microsoft.com/office/drawing/2016/5/9/chartex" xmlns:cx4="http://schemas.microsoft.com/office/drawing/2016/5/10/chartex" xmlns:cx5="http://schemas.microsoft.com/office/drawing/2016/5/11/chartex" xmlns:cx6="http://schemas.microsoft.com/office/drawing/2016/5/12/chartex" xmlns:cx7="http://schemas.microsoft.com/office/drawing/2016/5/13/chartex" xmlns:cx8="http://schemas.microsoft.com/office/drawing/2016/5/14/chartex" xmlns:mc="http://schemas.openxmlformats.org/markup-compatibility/2006" xmlns:aink="http://schemas.microsoft.com/office/drawing/2016/ink" xmlns:am3d="http://schemas.microsoft.com/office/drawing/2017/model3d" xmlns:o="urn:schemas-microsoft-com:office:office" xmlns:oel="http://schemas.microsoft.com/office/2019/extlst" xmlns:r="http://schemas.openxmlformats.org/officeDocument/2006/relationships" xmlns:m="http://schemas.openxmlformats.org/officeDocument/2006/math" xmlns:v="urn:schemas-microsoft-com:vml" xmlns:wp14="http://schemas.microsoft.com/office/word/2010/wordprocessingDrawing" xmlns:wp="http://schemas.openxmlformats.org/drawingml/2006/wordprocessingDrawing" xmlns:w10="urn:schemas-microsoft-com:office:word" xmlns:w="http://schemas.openxmlformats.org/wordprocessingml/2006/main" xmlns:w14="http://schemas.microsoft.com/office/word/2010/wordml" xmlns:w15="http://schemas.microsoft.com/office/word/2012/wordml" xmlns:w16cei="http://schemas.microsoft.com/office/word/2026/wordml/cei" xmlns:w16cex="http://schemas.microsoft.com/office/word/2018/wordml/cex" xmlns:w16cid="http://schemas.microsoft.com/office/word/2016/wordml/cid" xmlns:w16="http://schemas.microsoft.com/office/word/2018/wordml" xmlns:w16du="http://schemas.microsoft.com/office/word/2023/wordml/word16du" xmlns:w16sdtdh="http://schemas.microsoft.com/office/word/2020/wordml/sdtdatahash" xmlns:w16sdtfl="http://schemas.microsoft.com/office/word/2024/wordml/sdtformatlock" xmlns:w16se="http://schemas.microsoft.com/office/word/2015/wordml/symex" xmlns:wpg="http://schemas.microsoft.com/office/word/2010/wordprocessingGroup" xmlns:wpi="http://schemas.microsoft.com/office/word/2010/wordprocessingInk" xmlns:wne="http://schemas.microsoft.com/office/word/2006/wordml" xmlns:wps="http://schemas.microsoft.com/office/word/2010/wordprocessingShape" mc:Ignorable="w14 w15 w16se w16cid w16 w16cex w16sdtdh w16sdtfl w16du wp14">
+<w:document xmlns:wpc="http://schemas.microsoft.com/office/word/2010/wordprocessingCanvas" xmlns:cx="http://schemas.microsoft.com/office/drawing/2014/chartex" xmlns:cx1="http://schemas.microsoft.com/office/drawing/2015/9/8/chartex" xmlns:cx2="http://schemas.microsoft.com/office/drawing/2015/10/21/chartex" xmlns:cx3="http://schemas.microsoft.com/office/drawing/2016/5/9/chartex" xmlns:cx4="http://schemas.microsoft.com/office/drawing/2016/5/10/chartex" xmlns:cx5="http://schemas.microsoft.com/office/drawing/2016/5/11/chartex" xmlns:cx6="http://schemas.microsoft.com/office/drawing/2016/5/12/chartex" xmlns:cx7="http://schemas.microsoft.com/office/drawing/2016/5/13/chartex" xmlns:cx8="http://schemas.microsoft.com/office/drawing/2016/5/14/chartex" xmlns:mc="http://schemas.openxmlformats.org/markup-compatibility/2006" xmlns:aink="http://schemas.microsoft.com/office/drawing/2016/ink" xmlns:am3d="http://schemas.microsoft.com/office/drawing/2017/model3d" xmlns:o="urn:schemas-microsoft-com:office:office" xmlns:oel="http://schemas.microsoft.com/office/2019/extlst" xmlns:r="http://schemas.openxmlformats.org/officeDocument/2006/relationships" xmlns:m="http://schemas.openxmlformats.org/officeDocument/2006/math" xmlns:v="urn:schemas-microsoft-com:vml" xmlns:wp14="http://schemas.microsoft.com/office/word/2010/wordprocessingDrawing" xmlns:wp="http://schemas.openxmlformats.org/drawingml/2006/wordprocessingDrawing" xmlns:w10="urn:schemas-microsoft-com:office:word" xmlns:w="http://schemas.openxmlformats.org/wordprocessingml/2006/main" xmlns:w14="http://schemas.microsoft.com/office/word/2010/wordml" xmlns:w15="http://schemas.microsoft.com/office/word/2012/wordml" xmlns:w16cex="http://schemas.microsoft.com/office/word/2018/wordml/cex" xmlns:w16cid="http://schemas.microsoft.com/office/word/2016/wordml/cid" xmlns:w16="http://schemas.microsoft.com/office/word/2018/wordml" xmlns:w16du="http://schemas.microsoft.com/office/word/2023/wordml/word16du" xmlns:w16sdtdh="http://schemas.microsoft.com/office/word/2020/wordml/sdtdatahash" xmlns:w16sdtfl="http://schemas.microsoft.com/office/word/2024/wordml/sdtformatlock" xmlns:w16se="http://schemas.microsoft.com/office/word/2015/wordml/symex" xmlns:wpg="http://schemas.microsoft.com/office/word/2010/wordprocessingGroup" xmlns:wpi="http://schemas.microsoft.com/office/word/2010/wordprocessingInk" xmlns:wne="http://schemas.microsoft.com/office/word/2006/wordml" xmlns:wps="http://schemas.microsoft.com/office/word/2010/wordprocessingShape" mc:Ignorable="w14 w15 w16se w16cid w16 w16cex w16sdtdh w16sdtfl w16du wp14">
   <w:body>
     <w:p>
       <w:pPr>
@@ -49,7 +49,25 @@
         <w:rPr>
           <w:rFonts w:ascii="Times New Roman" w:hAnsi="Times New Roman" w:cs="Times New Roman"/>
         </w:rPr>
-        <w:t>Author Name¹, Author Name², Author Name³</w:t>
+        <w:t>Hardik Varma</w:t>
+      </w:r>
+      <w:r>
+        <w:rPr>
+          <w:rFonts w:ascii="Times New Roman" w:hAnsi="Times New Roman" w:cs="Times New Roman"/>
+        </w:rPr>
+        <w:t xml:space="preserve">¹, </w:t>
+      </w:r>
+      <w:r>
+        <w:rPr>
+          <w:rFonts w:ascii="Times New Roman" w:hAnsi="Times New Roman" w:cs="Times New Roman"/>
+        </w:rPr>
+        <w:t>Aryan M. Sinha</w:t>
+      </w:r>
+      <w:r>
+        <w:rPr>
+          <w:rFonts w:ascii="Times New Roman" w:hAnsi="Times New Roman" w:cs="Times New Roman"/>
+        </w:rPr>
+        <w:t>²</w:t>
       </w:r>
     </w:p>
     <w:p>
@@ -63,21 +81,104 @@
         <w:rPr>
           <w:rFonts w:ascii="Times New Roman" w:hAnsi="Times New Roman" w:cs="Times New Roman"/>
         </w:rPr>
-        <w:t>¹ Department / Institution / University, City, Country</w:t>
+        <w:t xml:space="preserve">¹ </w:t>
+      </w:r>
+      <w:r>
+        <w:rPr>
+          <w:rFonts w:ascii="Times New Roman" w:hAnsi="Times New Roman" w:cs="Times New Roman"/>
+        </w:rPr>
+        <w:t>Information Technology</w:t>
+      </w:r>
+      <w:r>
+        <w:rPr>
+          <w:rFonts w:ascii="Times New Roman" w:hAnsi="Times New Roman" w:cs="Times New Roman"/>
+        </w:rPr>
+        <w:t xml:space="preserve"> /</w:t>
+      </w:r>
+      <w:r>
+        <w:rPr>
+          <w:rFonts w:ascii="Times New Roman" w:hAnsi="Times New Roman" w:cs="Times New Roman"/>
+        </w:rPr>
+        <w:t xml:space="preserve"> </w:t>
+      </w:r>
+      <w:r>
+        <w:rPr>
+          <w:rFonts w:ascii="Times New Roman" w:hAnsi="Times New Roman" w:cs="Times New Roman"/>
+        </w:rPr>
+        <w:t>Bharati Vidyapeeth</w:t>
+      </w:r>
+      <w:r>
+        <w:rPr>
+          <w:rFonts w:ascii="Times New Roman" w:hAnsi="Times New Roman" w:cs="Times New Roman"/>
+        </w:rPr>
+        <w:t xml:space="preserve"> University</w:t>
+      </w:r>
+      <w:r>
+        <w:rPr>
+          <w:rFonts w:ascii="Times New Roman" w:hAnsi="Times New Roman" w:cs="Times New Roman"/>
+        </w:rPr>
+        <w:t xml:space="preserve"> College of Engineering</w:t>
+      </w:r>
+      <w:r>
+        <w:rPr>
+          <w:rFonts w:ascii="Times New Roman" w:hAnsi="Times New Roman" w:cs="Times New Roman"/>
+        </w:rPr>
+        <w:t>,</w:t>
+      </w:r>
+      <w:r>
+        <w:rPr>
+          <w:rFonts w:ascii="Times New Roman" w:hAnsi="Times New Roman" w:cs="Times New Roman"/>
+        </w:rPr>
+        <w:t xml:space="preserve"> </w:t>
+      </w:r>
+      <w:r>
+        <w:rPr>
+          <w:rFonts w:ascii="Times New Roman" w:hAnsi="Times New Roman" w:cs="Times New Roman"/>
+        </w:rPr>
+        <w:t>Pune, India</w:t>
       </w:r>
       <w:r>
         <w:rPr>
           <w:rFonts w:ascii="Times New Roman" w:hAnsi="Times New Roman" w:cs="Times New Roman"/>
         </w:rPr>
         <w:br/>
-        <w:t>² Department / Institution / University, City, Country</w:t>
+        <w:t>²</w:t>
       </w:r>
       <w:r>
         <w:rPr>
           <w:rFonts w:ascii="Times New Roman" w:hAnsi="Times New Roman" w:cs="Times New Roman"/>
         </w:rPr>
-        <w:br/>
-        <w:t>³ Department / Institution / University, City, Country</w:t>
+        <w:t xml:space="preserve"> </w:t>
+      </w:r>
+      <w:r>
+        <w:rPr>
+          <w:rFonts w:ascii="Times New Roman" w:hAnsi="Times New Roman" w:cs="Times New Roman"/>
+        </w:rPr>
+        <w:t>Information Technology</w:t>
+      </w:r>
+      <w:r>
+        <w:rPr>
+          <w:rFonts w:ascii="Times New Roman" w:hAnsi="Times New Roman" w:cs="Times New Roman"/>
+        </w:rPr>
+        <w:t xml:space="preserve"> /</w:t>
+      </w:r>
+      <w:r>
+        <w:rPr>
+          <w:rFonts w:ascii="Times New Roman" w:hAnsi="Times New Roman" w:cs="Times New Roman"/>
+        </w:rPr>
+        <w:t xml:space="preserve"> Bharati Vidyapeeth University College of Engineering,</w:t>
+      </w:r>
+      <w:r>
+        <w:rPr>
+          <w:rFonts w:ascii="Times New Roman" w:hAnsi="Times New Roman" w:cs="Times New Roman"/>
+        </w:rPr>
+        <w:t xml:space="preserve"> </w:t>
+      </w:r>
+      <w:r>
+        <w:rPr>
+          <w:rFonts w:ascii="Times New Roman" w:hAnsi="Times New Roman" w:cs="Times New Roman"/>
+        </w:rPr>
+        <w:t>Pune, India</w:t>
       </w:r>
     </w:p>
     <w:p>
@@ -948,28 +1049,236 @@
         <w:rPr>
           <w:rFonts w:ascii="Times New Roman" w:hAnsi="Times New Roman" w:cs="Times New Roman"/>
         </w:rPr>
-        <w:t>The Introduction should set the context for your research. Briefly explain the background, relevance, and importance of the topic. Clearly identify the research gap your study addresses. End this section by outlining the objectives or research questions. Keep the language formal, and support statements with citations in IEEE format, e.g., [1], [2</w:t>
-      </w:r>
-      <w:proofErr w:type="gramStart"/>
-      <w:r>
-        <w:rPr>
-          <w:rFonts w:ascii="Times New Roman" w:hAnsi="Times New Roman" w:cs="Times New Roman"/>
-        </w:rPr>
-        <w:t>].</w:t>
+        <w:t>Heart, one of the major organs in human body, consists of two upper atria (receiving chambers), two lower ventricles (pumping chambers), septum which separates the two sides of heart, valves and arteries. Additionally,</w:t>
       </w:r>
       <w:r>
         <w:rPr>
           <w:rFonts w:ascii="Times New Roman" w:hAnsi="Times New Roman" w:cs="Times New Roman"/>
         </w:rPr>
-        <w:t>The</w:t>
+        <w:t xml:space="preserve"> </w:t>
       </w:r>
-      <w:proofErr w:type="gramEnd"/>
       <w:r>
         <w:rPr>
           <w:rFonts w:ascii="Times New Roman" w:hAnsi="Times New Roman" w:cs="Times New Roman"/>
         </w:rPr>
-        <w:t xml:space="preserve"> Literature Review section should provide a comprehensive overview of existing research related to your topic. Critically analyze and synthesize key findings from relevant studies, highlighting areas of consensus and disagreement among scholars. Identify the theoretical frameworks or methodological approaches commonly used in the field, and discuss how your research builds upon or challenges existing knowledge.</w:t>
+        <w:t>the overall function primarily starts with the heart walls and electrical system of heart. The outer layer (epicardium), thick muscular layer (myocardium) responsible for contractions and the inner endocardium. It's rhythm is controlled by the electrical conduction system, which coordinates the heart's muscles to contract and pump blood at a normal paced rhythm allowing the blood to flow into the body and vice versa.</w:t>
       </w:r>
+    </w:p>
+    <w:p>
+      <w:pPr>
+        <w:jc w:val="both"/>
+        <w:rPr>
+          <w:rFonts w:ascii="Times New Roman" w:hAnsi="Times New Roman" w:cs="Times New Roman"/>
+        </w:rPr>
+      </w:pPr>
+      <w:r>
+        <w:rPr>
+          <w:rFonts w:ascii="Times New Roman" w:hAnsi="Times New Roman" w:cs="Times New Roman"/>
+        </w:rPr>
+        <w:t>Any restriction, blockage, electrical misconduction or irregularities in heart can cause a serious medical emergency.</w:t>
+      </w:r>
+    </w:p>
+    <w:p>
+      <w:pPr>
+        <w:jc w:val="both"/>
+        <w:rPr>
+          <w:rFonts w:ascii="Times New Roman" w:hAnsi="Times New Roman" w:cs="Times New Roman"/>
+        </w:rPr>
+      </w:pPr>
+      <w:r>
+        <w:rPr>
+          <w:rFonts w:ascii="Times New Roman" w:hAnsi="Times New Roman" w:cs="Times New Roman"/>
+        </w:rPr>
+        <w:t>Cardiovascular disease (CVD) has been the leading cause of death globally, with increasing statistics every year with 18.5 million in 2023, 20.5 million in 2025 and projected to 35.6 million by 2050 by European Journal of Preventive Cardiology. Blockage in artery due to fat or calcium deposits, congenital disease, cardiomyopathies, hypertension are the upmost reasons.</w:t>
+      </w:r>
+    </w:p>
+    <w:p>
+      <w:pPr>
+        <w:jc w:val="both"/>
+        <w:rPr>
+          <w:rFonts w:ascii="Times New Roman" w:hAnsi="Times New Roman" w:cs="Times New Roman"/>
+        </w:rPr>
+      </w:pPr>
+      <w:r>
+        <w:rPr>
+          <w:rFonts w:ascii="Times New Roman" w:hAnsi="Times New Roman" w:cs="Times New Roman"/>
+        </w:rPr>
+        <w:t>Further, unhealthy or sedentary lifestyle, smoking, substance abuse, poor diet, bad stress management also increases the risk of occupying these diseases.</w:t>
+      </w:r>
+    </w:p>
+    <w:p>
+      <w:pPr>
+        <w:jc w:val="both"/>
+        <w:rPr>
+          <w:rFonts w:ascii="Times New Roman" w:hAnsi="Times New Roman" w:cs="Times New Roman"/>
+        </w:rPr>
+      </w:pPr>
+      <w:r>
+        <w:rPr>
+          <w:rFonts w:ascii="Times New Roman" w:hAnsi="Times New Roman" w:cs="Times New Roman"/>
+        </w:rPr>
+        <w:t>Conventional techniques are accurate, reliable and are among the options for treating and evaluating patients, such as angiography, echocardiogram</w:t>
+      </w:r>
+      <w:r>
+        <w:rPr>
+          <w:rFonts w:ascii="Times New Roman" w:hAnsi="Times New Roman" w:cs="Times New Roman"/>
+        </w:rPr>
+        <w:t xml:space="preserve"> </w:t>
+      </w:r>
+      <w:r>
+        <w:rPr>
+          <w:rFonts w:ascii="Times New Roman" w:hAnsi="Times New Roman" w:cs="Times New Roman"/>
+        </w:rPr>
+        <w:t>(ECG), stent insertion, statins, vasodilators and many more. But these are invasive procedures, resource-intensive and have varied effectiveness among different people.</w:t>
+      </w:r>
+    </w:p>
+    <w:p>
+      <w:pPr>
+        <w:jc w:val="both"/>
+        <w:rPr>
+          <w:rFonts w:ascii="Times New Roman" w:hAnsi="Times New Roman" w:cs="Times New Roman"/>
+        </w:rPr>
+      </w:pPr>
+      <w:r>
+        <w:rPr>
+          <w:rFonts w:ascii="Times New Roman" w:hAnsi="Times New Roman" w:cs="Times New Roman"/>
+        </w:rPr>
+        <w:t>Technological advancements have significantly impacted the prevention and treatments in a positive manner. Techniques such as gene editing</w:t>
+      </w:r>
+      <w:r>
+        <w:rPr>
+          <w:rFonts w:ascii="Times New Roman" w:hAnsi="Times New Roman" w:cs="Times New Roman"/>
+        </w:rPr>
+        <w:t xml:space="preserve"> </w:t>
+      </w:r>
+      <w:r>
+        <w:rPr>
+          <w:rFonts w:ascii="Times New Roman" w:hAnsi="Times New Roman" w:cs="Times New Roman"/>
+        </w:rPr>
+        <w:t>(One-time in vivo CRISPR editing of PCSK9/ANGPTL3; potential "one-and-done" lipid therapy), injections such as Inclisiran</w:t>
+      </w:r>
+      <w:r>
+        <w:rPr>
+          <w:rFonts w:ascii="Times New Roman" w:hAnsi="Times New Roman" w:cs="Times New Roman"/>
+        </w:rPr>
+        <w:t xml:space="preserve"> </w:t>
+      </w:r>
+      <w:r>
+        <w:rPr>
+          <w:rFonts w:ascii="Times New Roman" w:hAnsi="Times New Roman" w:cs="Times New Roman"/>
+        </w:rPr>
+        <w:t>(siRNA PCSK9i,</w:t>
+      </w:r>
+      <w:r>
+        <w:rPr>
+          <w:rFonts w:ascii="Times New Roman" w:hAnsi="Times New Roman" w:cs="Times New Roman"/>
+        </w:rPr>
+        <w:t xml:space="preserve"> </w:t>
+      </w:r>
+      <w:r>
+        <w:rPr>
+          <w:rFonts w:ascii="Times New Roman" w:hAnsi="Times New Roman" w:cs="Times New Roman"/>
+        </w:rPr>
+        <w:t xml:space="preserve">sustained LDL-C reduction </w:t>
+      </w:r>
+      <w:r>
+        <w:rPr>
+          <w:rFonts w:ascii="Times New Roman" w:hAnsi="Times New Roman" w:cs="Times New Roman"/>
+        </w:rPr>
+        <w:t>~50%), SGLT2</w:t>
+      </w:r>
+      <w:r>
+        <w:rPr>
+          <w:rFonts w:ascii="Times New Roman" w:hAnsi="Times New Roman" w:cs="Times New Roman"/>
+        </w:rPr>
+        <w:t xml:space="preserve"> </w:t>
+      </w:r>
+      <w:r>
+        <w:rPr>
+          <w:rFonts w:ascii="Times New Roman" w:hAnsi="Times New Roman" w:cs="Times New Roman"/>
+        </w:rPr>
+        <w:t>inhibitors</w:t>
+      </w:r>
+      <w:r>
+        <w:rPr>
+          <w:rFonts w:ascii="Times New Roman" w:hAnsi="Times New Roman" w:cs="Times New Roman"/>
+        </w:rPr>
+        <w:t xml:space="preserve"> </w:t>
+      </w:r>
+      <w:r>
+        <w:rPr>
+          <w:rFonts w:ascii="Times New Roman" w:hAnsi="Times New Roman" w:cs="Times New Roman"/>
+        </w:rPr>
+        <w:t>(Cardioprotective beyond glycaemic control), Lp(a)-targeting RNA therapies</w:t>
+      </w:r>
+      <w:r>
+        <w:rPr>
+          <w:rFonts w:ascii="Times New Roman" w:hAnsi="Times New Roman" w:cs="Times New Roman"/>
+        </w:rPr>
+        <w:t xml:space="preserve"> </w:t>
+      </w:r>
+      <w:r>
+        <w:rPr>
+          <w:rFonts w:ascii="Times New Roman" w:hAnsi="Times New Roman" w:cs="Times New Roman"/>
+        </w:rPr>
+        <w:t>(80–95% Lp(a) reduction; targeting a previously "untreatable" genetic risk factor) have promising solutions in reducing the major risk factors of CVD, by vast difference.</w:t>
+      </w:r>
+    </w:p>
+    <w:p>
+      <w:pPr>
+        <w:jc w:val="both"/>
+        <w:rPr>
+          <w:rFonts w:ascii="Times New Roman" w:hAnsi="Times New Roman" w:cs="Times New Roman"/>
+        </w:rPr>
+      </w:pPr>
+      <w:r>
+        <w:rPr>
+          <w:rFonts w:ascii="Times New Roman" w:hAnsi="Times New Roman" w:cs="Times New Roman"/>
+        </w:rPr>
+        <w:t>One of the important areas of curing and preventing CVD is early diagnosis, detection and accurate future health marker prediction, which somehow cannot be tackled using conventional techniques, as most of the patients or people are reluctant to participate in clinical trials, routine health checkups. Here Machine learning</w:t>
+      </w:r>
+      <w:r>
+        <w:rPr>
+          <w:rFonts w:ascii="Times New Roman" w:hAnsi="Times New Roman" w:cs="Times New Roman"/>
+        </w:rPr>
+        <w:t xml:space="preserve"> </w:t>
+      </w:r>
+      <w:r>
+        <w:rPr>
+          <w:rFonts w:ascii="Times New Roman" w:hAnsi="Times New Roman" w:cs="Times New Roman"/>
+        </w:rPr>
+        <w:t>(ML) plays a big and important part, defining a new way to not only identify and diagnose CVD, but with low-cost and reasonable accuracy. ML techniques for diagnosis does not require multiple clinical trials, as different records of various patients with their features can be used ethically to predict and evaluate CVD with high accuracy.</w:t>
+      </w:r>
+    </w:p>
+    <w:p>
+      <w:pPr>
+        <w:jc w:val="both"/>
+        <w:rPr>
+          <w:rFonts w:ascii="Times New Roman" w:hAnsi="Times New Roman" w:cs="Times New Roman"/>
+        </w:rPr>
+      </w:pPr>
+      <w:r>
+        <w:rPr>
+          <w:rFonts w:ascii="Times New Roman" w:hAnsi="Times New Roman" w:cs="Times New Roman"/>
+        </w:rPr>
+        <w:t>It is expected that ML application will be globally used to increase doctor's work efficiency, generate economic benefits.</w:t>
+      </w:r>
+    </w:p>
+    <w:p>
+      <w:pPr>
+        <w:jc w:val="both"/>
+        <w:rPr>
+          <w:rFonts w:ascii="Times New Roman" w:hAnsi="Times New Roman" w:cs="Times New Roman"/>
+        </w:rPr>
+      </w:pPr>
+    </w:p>
+    <w:p>
+      <w:pPr>
+        <w:jc w:val="both"/>
+        <w:rPr>
+          <w:rFonts w:ascii="Times New Roman" w:hAnsi="Times New Roman" w:cs="Times New Roman"/>
+        </w:rPr>
+      </w:pPr>
     </w:p>
     <w:p>
       <w:pPr>
@@ -1001,23 +1310,21 @@
         <w:rPr>
           <w:rFonts w:ascii="Times New Roman" w:hAnsi="Times New Roman" w:cs="Times New Roman"/>
         </w:rPr>
-        <w:t xml:space="preserve">Summarize previous work relevant to your study. Present key contributions, methodologies, and findings from earlier research. Discuss limitations or gaps in existing studies that your work aims to fill. Group similar studies together for clarity, and cite </w:t>
+        <w:t>Summarize previous work relevant to your study. Present key contributions, methodologies, and findings from earlier research. Discuss limitations or gaps in existing studies that your work aims to fill. Group similar studies together for clarity, and cite appropriately.</w:t>
       </w:r>
-      <w:proofErr w:type="spellStart"/>
-      <w:proofErr w:type="gramStart"/>
       <w:r>
         <w:rPr>
           <w:rFonts w:ascii="Times New Roman" w:hAnsi="Times New Roman" w:cs="Times New Roman"/>
         </w:rPr>
-        <w:t>appropriately.</w:t>
+        <w:t xml:space="preserve"> </w:t>
       </w:r>
+      <w:proofErr w:type="gramStart"/>
       <w:r>
         <w:rPr>
           <w:rFonts w:ascii="Times New Roman" w:hAnsi="Times New Roman" w:cs="Times New Roman"/>
         </w:rPr>
         <w:t>Highlight</w:t>
       </w:r>
-      <w:proofErr w:type="spellEnd"/>
       <w:proofErr w:type="gramEnd"/>
       <w:r>
         <w:rPr>
@@ -1056,7 +1363,14 @@
         <w:rPr>
           <w:rFonts w:ascii="Times New Roman" w:hAnsi="Times New Roman" w:cs="Times New Roman"/>
         </w:rPr>
-        <w:t xml:space="preserve">Describe your research design, methods, data collection procedures, and analysis techniques in detail. This section should provide sufficient information for other researchers to replicate the study. Mention tools, software, or frameworks used, and ensure ethical considerations are addressed where </w:t>
+        <w:t xml:space="preserve">Describe your research design, methods, data collection procedures, and analysis techniques in detail. This section should provide sufficient information for other researchers to replicate the study. Mention tools, software, or frameworks </w:t>
+      </w:r>
+      <w:r>
+        <w:rPr>
+          <w:rFonts w:ascii="Times New Roman" w:hAnsi="Times New Roman" w:cs="Times New Roman"/>
+        </w:rPr>
+        <w:lastRenderedPageBreak/>
+        <w:t xml:space="preserve">used, and ensure ethical considerations are addressed where </w:t>
       </w:r>
       <w:proofErr w:type="spellStart"/>
       <w:proofErr w:type="gramStart"/>
@@ -1349,7 +1663,13 @@
         <w:rPr>
           <w:rFonts w:ascii="Times New Roman" w:hAnsi="Times New Roman" w:cs="Times New Roman"/>
         </w:rPr>
-        <w:t>This section is optional. Acknowledge funding agencies, institutions, or individuals who contributed to the work but are not listed as authors.</w:t>
+        <w:t xml:space="preserve">This section is optional. Acknowledge funding agencies, institutions, or individuals who </w:t>
+      </w:r>
+      <w:r>
+        <w:rPr>
+          <w:rFonts w:ascii="Times New Roman" w:hAnsi="Times New Roman" w:cs="Times New Roman"/>
+        </w:rPr>
+        <w:t>contributed to the work but are not listed as authors.</w:t>
       </w:r>
     </w:p>
     <w:p>
@@ -1400,7 +1720,6 @@
           <w:sz w:val="22"/>
           <w:szCs w:val="22"/>
         </w:rPr>
-        <w:lastRenderedPageBreak/>
         <w:t>REFERENCES</w:t>
       </w:r>
     </w:p>
@@ -1458,7 +1777,7 @@
 </file>
 
 <file path=word/endnotes.xml><?xml version="1.0" encoding="utf-8"?>
-<w:endnotes xmlns:wpc="http://schemas.microsoft.com/office/word/2010/wordprocessingCanvas" xmlns:cx="http://schemas.microsoft.com/office/drawing/2014/chartex" xmlns:cx1="http://schemas.microsoft.com/office/drawing/2015/9/8/chartex" xmlns:cx2="http://schemas.microsoft.com/office/drawing/2015/10/21/chartex" xmlns:cx3="http://schemas.microsoft.com/office/drawing/2016/5/9/chartex" xmlns:cx4="http://schemas.microsoft.com/office/drawing/2016/5/10/chartex" xmlns:cx5="http://schemas.microsoft.com/office/drawing/2016/5/11/chartex" xmlns:cx6="http://schemas.microsoft.com/office/drawing/2016/5/12/chartex" xmlns:cx7="http://schemas.microsoft.com/office/drawing/2016/5/13/chartex" xmlns:cx8="http://schemas.microsoft.com/office/drawing/2016/5/14/chartex" xmlns:mc="http://schemas.openxmlformats.org/markup-compatibility/2006" xmlns:aink="http://schemas.microsoft.com/office/drawing/2016/ink" xmlns:am3d="http://schemas.microsoft.com/office/drawing/2017/model3d" xmlns:o="urn:schemas-microsoft-com:office:office" xmlns:oel="http://schemas.microsoft.com/office/2019/extlst" xmlns:r="http://schemas.openxmlformats.org/officeDocument/2006/relationships" xmlns:m="http://schemas.openxmlformats.org/officeDocument/2006/math" xmlns:v="urn:schemas-microsoft-com:vml" xmlns:wp14="http://schemas.microsoft.com/office/word/2010/wordprocessingDrawing" xmlns:wp="http://schemas.openxmlformats.org/drawingml/2006/wordprocessingDrawing" xmlns:w10="urn:schemas-microsoft-com:office:word" xmlns:w="http://schemas.openxmlformats.org/wordprocessingml/2006/main" xmlns:w14="http://schemas.microsoft.com/office/word/2010/wordml" xmlns:w15="http://schemas.microsoft.com/office/word/2012/wordml" xmlns:w16cei="http://schemas.microsoft.com/office/word/2026/wordml/cei" xmlns:w16cex="http://schemas.microsoft.com/office/word/2018/wordml/cex" xmlns:w16cid="http://schemas.microsoft.com/office/word/2016/wordml/cid" xmlns:w16="http://schemas.microsoft.com/office/word/2018/wordml" xmlns:w16du="http://schemas.microsoft.com/office/word/2023/wordml/word16du" xmlns:w16sdtdh="http://schemas.microsoft.com/office/word/2020/wordml/sdtdatahash" xmlns:w16sdtfl="http://schemas.microsoft.com/office/word/2024/wordml/sdtformatlock" xmlns:w16se="http://schemas.microsoft.com/office/word/2015/wordml/symex" xmlns:wpg="http://schemas.microsoft.com/office/word/2010/wordprocessingGroup" xmlns:wpi="http://schemas.microsoft.com/office/word/2010/wordprocessingInk" xmlns:wne="http://schemas.microsoft.com/office/word/2006/wordml" xmlns:wps="http://schemas.microsoft.com/office/word/2010/wordprocessingShape" mc:Ignorable="w14 w15 w16se w16cid w16 w16cex w16sdtdh w16sdtfl w16du wp14">
+<w:endnotes xmlns:wpc="http://schemas.microsoft.com/office/word/2010/wordprocessingCanvas" xmlns:cx="http://schemas.microsoft.com/office/drawing/2014/chartex" xmlns:cx1="http://schemas.microsoft.com/office/drawing/2015/9/8/chartex" xmlns:cx2="http://schemas.microsoft.com/office/drawing/2015/10/21/chartex" xmlns:cx3="http://schemas.microsoft.com/office/drawing/2016/5/9/chartex" xmlns:cx4="http://schemas.microsoft.com/office/drawing/2016/5/10/chartex" xmlns:cx5="http://schemas.microsoft.com/office/drawing/2016/5/11/chartex" xmlns:cx6="http://schemas.microsoft.com/office/drawing/2016/5/12/chartex" xmlns:cx7="http://schemas.microsoft.com/office/drawing/2016/5/13/chartex" xmlns:cx8="http://schemas.microsoft.com/office/drawing/2016/5/14/chartex" xmlns:mc="http://schemas.openxmlformats.org/markup-compatibility/2006" xmlns:aink="http://schemas.microsoft.com/office/drawing/2016/ink" xmlns:am3d="http://schemas.microsoft.com/office/drawing/2017/model3d" xmlns:o="urn:schemas-microsoft-com:office:office" xmlns:oel="http://schemas.microsoft.com/office/2019/extlst" xmlns:r="http://schemas.openxmlformats.org/officeDocument/2006/relationships" xmlns:m="http://schemas.openxmlformats.org/officeDocument/2006/math" xmlns:v="urn:schemas-microsoft-com:vml" xmlns:wp14="http://schemas.microsoft.com/office/word/2010/wordprocessingDrawing" xmlns:wp="http://schemas.openxmlformats.org/drawingml/2006/wordprocessingDrawing" xmlns:w10="urn:schemas-microsoft-com:office:word" xmlns:w="http://schemas.openxmlformats.org/wordprocessingml/2006/main" xmlns:w14="http://schemas.microsoft.com/office/word/2010/wordml" xmlns:w15="http://schemas.microsoft.com/office/word/2012/wordml" xmlns:w16cex="http://schemas.microsoft.com/office/word/2018/wordml/cex" xmlns:w16cid="http://schemas.microsoft.com/office/word/2016/wordml/cid" xmlns:w16="http://schemas.microsoft.com/office/word/2018/wordml" xmlns:w16du="http://schemas.microsoft.com/office/word/2023/wordml/word16du" xmlns:w16sdtdh="http://schemas.microsoft.com/office/word/2020/wordml/sdtdatahash" xmlns:w16sdtfl="http://schemas.microsoft.com/office/word/2024/wordml/sdtformatlock" xmlns:w16se="http://schemas.microsoft.com/office/word/2015/wordml/symex" xmlns:wpg="http://schemas.microsoft.com/office/word/2010/wordprocessingGroup" xmlns:wpi="http://schemas.microsoft.com/office/word/2010/wordprocessingInk" xmlns:wne="http://schemas.microsoft.com/office/word/2006/wordml" xmlns:wps="http://schemas.microsoft.com/office/word/2010/wordprocessingShape" mc:Ignorable="w14 w15 w16se w16cid w16 w16cex w16sdtdh w16sdtfl w16du wp14">
   <w:endnote w:type="separator" w:id="-1">
     <w:p>
       <w:pPr>
@@ -1483,7 +1802,7 @@
 </file>
 
 <file path=word/footer1.xml><?xml version="1.0" encoding="utf-8"?>
-<w:ftr xmlns:wpc="http://schemas.microsoft.com/office/word/2010/wordprocessingCanvas" xmlns:cx="http://schemas.microsoft.com/office/drawing/2014/chartex" xmlns:cx1="http://schemas.microsoft.com/office/drawing/2015/9/8/chartex" xmlns:cx2="http://schemas.microsoft.com/office/drawing/2015/10/21/chartex" xmlns:cx3="http://schemas.microsoft.com/office/drawing/2016/5/9/chartex" xmlns:cx4="http://schemas.microsoft.com/office/drawing/2016/5/10/chartex" xmlns:cx5="http://schemas.microsoft.com/office/drawing/2016/5/11/chartex" xmlns:cx6="http://schemas.microsoft.com/office/drawing/2016/5/12/chartex" xmlns:cx7="http://schemas.microsoft.com/office/drawing/2016/5/13/chartex" xmlns:cx8="http://schemas.microsoft.com/office/drawing/2016/5/14/chartex" xmlns:mc="http://schemas.openxmlformats.org/markup-compatibility/2006" xmlns:aink="http://schemas.microsoft.com/office/drawing/2016/ink" xmlns:am3d="http://schemas.microsoft.com/office/drawing/2017/model3d" xmlns:o="urn:schemas-microsoft-com:office:office" xmlns:oel="http://schemas.microsoft.com/office/2019/extlst" xmlns:r="http://schemas.openxmlformats.org/officeDocument/2006/relationships" xmlns:m="http://schemas.openxmlformats.org/officeDocument/2006/math" xmlns:v="urn:schemas-microsoft-com:vml" xmlns:wp14="http://schemas.microsoft.com/office/word/2010/wordprocessingDrawing" xmlns:wp="http://schemas.openxmlformats.org/drawingml/2006/wordprocessingDrawing" xmlns:w10="urn:schemas-microsoft-com:office:word" xmlns:w="http://schemas.openxmlformats.org/wordprocessingml/2006/main" xmlns:w14="http://schemas.microsoft.com/office/word/2010/wordml" xmlns:w15="http://schemas.microsoft.com/office/word/2012/wordml" xmlns:w16cei="http://schemas.microsoft.com/office/word/2026/wordml/cei" xmlns:w16cex="http://schemas.microsoft.com/office/word/2018/wordml/cex" xmlns:w16cid="http://schemas.microsoft.com/office/word/2016/wordml/cid" xmlns:w16="http://schemas.microsoft.com/office/word/2018/wordml" xmlns:w16du="http://schemas.microsoft.com/office/word/2023/wordml/word16du" xmlns:w16sdtdh="http://schemas.microsoft.com/office/word/2020/wordml/sdtdatahash" xmlns:w16sdtfl="http://schemas.microsoft.com/office/word/2024/wordml/sdtformatlock" xmlns:w16se="http://schemas.microsoft.com/office/word/2015/wordml/symex" xmlns:wpg="http://schemas.microsoft.com/office/word/2010/wordprocessingGroup" xmlns:wpi="http://schemas.microsoft.com/office/word/2010/wordprocessingInk" xmlns:wne="http://schemas.microsoft.com/office/word/2006/wordml" xmlns:wps="http://schemas.microsoft.com/office/word/2010/wordprocessingShape" mc:Ignorable="w14 w15 w16se w16cid w16 w16cex w16sdtdh w16sdtfl w16du wp14">
+<w:ftr xmlns:wpc="http://schemas.microsoft.com/office/word/2010/wordprocessingCanvas" xmlns:cx="http://schemas.microsoft.com/office/drawing/2014/chartex" xmlns:cx1="http://schemas.microsoft.com/office/drawing/2015/9/8/chartex" xmlns:cx2="http://schemas.microsoft.com/office/drawing/2015/10/21/chartex" xmlns:cx3="http://schemas.microsoft.com/office/drawing/2016/5/9/chartex" xmlns:cx4="http://schemas.microsoft.com/office/drawing/2016/5/10/chartex" xmlns:cx5="http://schemas.microsoft.com/office/drawing/2016/5/11/chartex" xmlns:cx6="http://schemas.microsoft.com/office/drawing/2016/5/12/chartex" xmlns:cx7="http://schemas.microsoft.com/office/drawing/2016/5/13/chartex" xmlns:cx8="http://schemas.microsoft.com/office/drawing/2016/5/14/chartex" xmlns:mc="http://schemas.openxmlformats.org/markup-compatibility/2006" xmlns:aink="http://schemas.microsoft.com/office/drawing/2016/ink" xmlns:am3d="http://schemas.microsoft.com/office/drawing/2017/model3d" xmlns:o="urn:schemas-microsoft-com:office:office" xmlns:oel="http://schemas.microsoft.com/office/2019/extlst" xmlns:r="http://schemas.openxmlformats.org/officeDocument/2006/relationships" xmlns:m="http://schemas.openxmlformats.org/officeDocument/2006/math" xmlns:v="urn:schemas-microsoft-com:vml" xmlns:wp14="http://schemas.microsoft.com/office/word/2010/wordprocessingDrawing" xmlns:wp="http://schemas.openxmlformats.org/drawingml/2006/wordprocessingDrawing" xmlns:w10="urn:schemas-microsoft-com:office:word" xmlns:w="http://schemas.openxmlformats.org/wordprocessingml/2006/main" xmlns:w14="http://schemas.microsoft.com/office/word/2010/wordml" xmlns:w15="http://schemas.microsoft.com/office/word/2012/wordml" xmlns:w16cex="http://schemas.microsoft.com/office/word/2018/wordml/cex" xmlns:w16cid="http://schemas.microsoft.com/office/word/2016/wordml/cid" xmlns:w16="http://schemas.microsoft.com/office/word/2018/wordml" xmlns:w16du="http://schemas.microsoft.com/office/word/2023/wordml/word16du" xmlns:w16sdtdh="http://schemas.microsoft.com/office/word/2020/wordml/sdtdatahash" xmlns:w16sdtfl="http://schemas.microsoft.com/office/word/2024/wordml/sdtformatlock" xmlns:w16se="http://schemas.microsoft.com/office/word/2015/wordml/symex" xmlns:wpg="http://schemas.microsoft.com/office/word/2010/wordprocessingGroup" xmlns:wpi="http://schemas.microsoft.com/office/word/2010/wordprocessingInk" xmlns:wne="http://schemas.microsoft.com/office/word/2006/wordml" xmlns:wps="http://schemas.microsoft.com/office/word/2010/wordprocessingShape" mc:Ignorable="w14 w15 w16se w16cid w16 w16cex w16sdtdh w16sdtfl w16du wp14">
   <w:p>
     <w:pPr>
       <w:pStyle w:val="Footer"/>
@@ -1647,7 +1966,7 @@
 </file>
 
 <file path=word/footnotes.xml><?xml version="1.0" encoding="utf-8"?>
-<w:footnotes xmlns:wpc="http://schemas.microsoft.com/office/word/2010/wordprocessingCanvas" xmlns:cx="http://schemas.microsoft.com/office/drawing/2014/chartex" xmlns:cx1="http://schemas.microsoft.com/office/drawing/2015/9/8/chartex" xmlns:cx2="http://schemas.microsoft.com/office/drawing/2015/10/21/chartex" xmlns:cx3="http://schemas.microsoft.com/office/drawing/2016/5/9/chartex" xmlns:cx4="http://schemas.microsoft.com/office/drawing/2016/5/10/chartex" xmlns:cx5="http://schemas.microsoft.com/office/drawing/2016/5/11/chartex" xmlns:cx6="http://schemas.microsoft.com/office/drawing/2016/5/12/chartex" xmlns:cx7="http://schemas.microsoft.com/office/drawing/2016/5/13/chartex" xmlns:cx8="http://schemas.microsoft.com/office/drawing/2016/5/14/chartex" xmlns:mc="http://schemas.openxmlformats.org/markup-compatibility/2006" xmlns:aink="http://schemas.microsoft.com/office/drawing/2016/ink" xmlns:am3d="http://schemas.microsoft.com/office/drawing/2017/model3d" xmlns:o="urn:schemas-microsoft-com:office:office" xmlns:oel="http://schemas.microsoft.com/office/2019/extlst" xmlns:r="http://schemas.openxmlformats.org/officeDocument/2006/relationships" xmlns:m="http://schemas.openxmlformats.org/officeDocument/2006/math" xmlns:v="urn:schemas-microsoft-com:vml" xmlns:wp14="http://schemas.microsoft.com/office/word/2010/wordprocessingDrawing" xmlns:wp="http://schemas.openxmlformats.org/drawingml/2006/wordprocessingDrawing" xmlns:w10="urn:schemas-microsoft-com:office:word" xmlns:w="http://schemas.openxmlformats.org/wordprocessingml/2006/main" xmlns:w14="http://schemas.microsoft.com/office/word/2010/wordml" xmlns:w15="http://schemas.microsoft.com/office/word/2012/wordml" xmlns:w16cei="http://schemas.microsoft.com/office/word/2026/wordml/cei" xmlns:w16cex="http://schemas.microsoft.com/office/word/2018/wordml/cex" xmlns:w16cid="http://schemas.microsoft.com/office/word/2016/wordml/cid" xmlns:w16="http://schemas.microsoft.com/office/word/2018/wordml" xmlns:w16du="http://schemas.microsoft.com/office/word/2023/wordml/word16du" xmlns:w16sdtdh="http://schemas.microsoft.com/office/word/2020/wordml/sdtdatahash" xmlns:w16sdtfl="http://schemas.microsoft.com/office/word/2024/wordml/sdtformatlock" xmlns:w16se="http://schemas.microsoft.com/office/word/2015/wordml/symex" xmlns:wpg="http://schemas.microsoft.com/office/word/2010/wordprocessingGroup" xmlns:wpi="http://schemas.microsoft.com/office/word/2010/wordprocessingInk" xmlns:wne="http://schemas.microsoft.com/office/word/2006/wordml" xmlns:wps="http://schemas.microsoft.com/office/word/2010/wordprocessingShape" mc:Ignorable="w14 w15 w16se w16cid w16 w16cex w16sdtdh w16sdtfl w16du wp14">
+<w:footnotes xmlns:wpc="http://schemas.microsoft.com/office/word/2010/wordprocessingCanvas" xmlns:cx="http://schemas.microsoft.com/office/drawing/2014/chartex" xmlns:cx1="http://schemas.microsoft.com/office/drawing/2015/9/8/chartex" xmlns:cx2="http://schemas.microsoft.com/office/drawing/2015/10/21/chartex" xmlns:cx3="http://schemas.microsoft.com/office/drawing/2016/5/9/chartex" xmlns:cx4="http://schemas.microsoft.com/office/drawing/2016/5/10/chartex" xmlns:cx5="http://schemas.microsoft.com/office/drawing/2016/5/11/chartex" xmlns:cx6="http://schemas.microsoft.com/office/drawing/2016/5/12/chartex" xmlns:cx7="http://schemas.microsoft.com/office/drawing/2016/5/13/chartex" xmlns:cx8="http://schemas.microsoft.com/office/drawing/2016/5/14/chartex" xmlns:mc="http://schemas.openxmlformats.org/markup-compatibility/2006" xmlns:aink="http://schemas.microsoft.com/office/drawing/2016/ink" xmlns:am3d="http://schemas.microsoft.com/office/drawing/2017/model3d" xmlns:o="urn:schemas-microsoft-com:office:office" xmlns:oel="http://schemas.microsoft.com/office/2019/extlst" xmlns:r="http://schemas.openxmlformats.org/officeDocument/2006/relationships" xmlns:m="http://schemas.openxmlformats.org/officeDocument/2006/math" xmlns:v="urn:schemas-microsoft-com:vml" xmlns:wp14="http://schemas.microsoft.com/office/word/2010/wordprocessingDrawing" xmlns:wp="http://schemas.openxmlformats.org/drawingml/2006/wordprocessingDrawing" xmlns:w10="urn:schemas-microsoft-com:office:word" xmlns:w="http://schemas.openxmlformats.org/wordprocessingml/2006/main" xmlns:w14="http://schemas.microsoft.com/office/word/2010/wordml" xmlns:w15="http://schemas.microsoft.com/office/word/2012/wordml" xmlns:w16cex="http://schemas.microsoft.com/office/word/2018/wordml/cex" xmlns:w16cid="http://schemas.microsoft.com/office/word/2016/wordml/cid" xmlns:w16="http://schemas.microsoft.com/office/word/2018/wordml" xmlns:w16du="http://schemas.microsoft.com/office/word/2023/wordml/word16du" xmlns:w16sdtdh="http://schemas.microsoft.com/office/word/2020/wordml/sdtdatahash" xmlns:w16sdtfl="http://schemas.microsoft.com/office/word/2024/wordml/sdtformatlock" xmlns:w16se="http://schemas.microsoft.com/office/word/2015/wordml/symex" xmlns:wpg="http://schemas.microsoft.com/office/word/2010/wordprocessingGroup" xmlns:wpi="http://schemas.microsoft.com/office/word/2010/wordprocessingInk" xmlns:wne="http://schemas.microsoft.com/office/word/2006/wordml" xmlns:wps="http://schemas.microsoft.com/office/word/2010/wordprocessingShape" mc:Ignorable="w14 w15 w16se w16cid w16 w16cex w16sdtdh w16sdtfl w16du wp14">
   <w:footnote w:type="separator" w:id="-1">
     <w:p>
       <w:pPr>
@@ -1672,7 +1991,7 @@
 </file>
 
 <file path=word/header1.xml><?xml version="1.0" encoding="utf-8"?>
-<w:hdr xmlns:wpc="http://schemas.microsoft.com/office/word/2010/wordprocessingCanvas" xmlns:cx="http://schemas.microsoft.com/office/drawing/2014/chartex" xmlns:cx1="http://schemas.microsoft.com/office/drawing/2015/9/8/chartex" xmlns:cx2="http://schemas.microsoft.com/office/drawing/2015/10/21/chartex" xmlns:cx3="http://schemas.microsoft.com/office/drawing/2016/5/9/chartex" xmlns:cx4="http://schemas.microsoft.com/office/drawing/2016/5/10/chartex" xmlns:cx5="http://schemas.microsoft.com/office/drawing/2016/5/11/chartex" xmlns:cx6="http://schemas.microsoft.com/office/drawing/2016/5/12/chartex" xmlns:cx7="http://schemas.microsoft.com/office/drawing/2016/5/13/chartex" xmlns:cx8="http://schemas.microsoft.com/office/drawing/2016/5/14/chartex" xmlns:mc="http://schemas.openxmlformats.org/markup-compatibility/2006" xmlns:aink="http://schemas.microsoft.com/office/drawing/2016/ink" xmlns:am3d="http://schemas.microsoft.com/office/drawing/2017/model3d" xmlns:o="urn:schemas-microsoft-com:office:office" xmlns:oel="http://schemas.microsoft.com/office/2019/extlst" xmlns:r="http://schemas.openxmlformats.org/officeDocument/2006/relationships" xmlns:m="http://schemas.openxmlformats.org/officeDocument/2006/math" xmlns:v="urn:schemas-microsoft-com:vml" xmlns:wp14="http://schemas.microsoft.com/office/word/2010/wordprocessingDrawing" xmlns:wp="http://schemas.openxmlformats.org/drawingml/2006/wordprocessingDrawing" xmlns:w10="urn:schemas-microsoft-com:office:word" xmlns:w="http://schemas.openxmlformats.org/wordprocessingml/2006/main" xmlns:w14="http://schemas.microsoft.com/office/word/2010/wordml" xmlns:w15="http://schemas.microsoft.com/office/word/2012/wordml" xmlns:w16cei="http://schemas.microsoft.com/office/word/2026/wordml/cei" xmlns:w16cex="http://schemas.microsoft.com/office/word/2018/wordml/cex" xmlns:w16cid="http://schemas.microsoft.com/office/word/2016/wordml/cid" xmlns:w16="http://schemas.microsoft.com/office/word/2018/wordml" xmlns:w16du="http://schemas.microsoft.com/office/word/2023/wordml/word16du" xmlns:w16sdtdh="http://schemas.microsoft.com/office/word/2020/wordml/sdtdatahash" xmlns:w16sdtfl="http://schemas.microsoft.com/office/word/2024/wordml/sdtformatlock" xmlns:w16se="http://schemas.microsoft.com/office/word/2015/wordml/symex" xmlns:wpg="http://schemas.microsoft.com/office/word/2010/wordprocessingGroup" xmlns:wpi="http://schemas.microsoft.com/office/word/2010/wordprocessingInk" xmlns:wne="http://schemas.microsoft.com/office/word/2006/wordml" xmlns:wps="http://schemas.microsoft.com/office/word/2010/wordprocessingShape" mc:Ignorable="w14 w15 w16se w16cid w16 w16cex w16sdtdh w16sdtfl w16du wp14">
+<w:hdr xmlns:wpc="http://schemas.microsoft.com/office/word/2010/wordprocessingCanvas" xmlns:cx="http://schemas.microsoft.com/office/drawing/2014/chartex" xmlns:cx1="http://schemas.microsoft.com/office/drawing/2015/9/8/chartex" xmlns:cx2="http://schemas.microsoft.com/office/drawing/2015/10/21/chartex" xmlns:cx3="http://schemas.microsoft.com/office/drawing/2016/5/9/chartex" xmlns:cx4="http://schemas.microsoft.com/office/drawing/2016/5/10/chartex" xmlns:cx5="http://schemas.microsoft.com/office/drawing/2016/5/11/chartex" xmlns:cx6="http://schemas.microsoft.com/office/drawing/2016/5/12/chartex" xmlns:cx7="http://schemas.microsoft.com/office/drawing/2016/5/13/chartex" xmlns:cx8="http://schemas.microsoft.com/office/drawing/2016/5/14/chartex" xmlns:mc="http://schemas.openxmlformats.org/markup-compatibility/2006" xmlns:aink="http://schemas.microsoft.com/office/drawing/2016/ink" xmlns:am3d="http://schemas.microsoft.com/office/drawing/2017/model3d" xmlns:o="urn:schemas-microsoft-com:office:office" xmlns:oel="http://schemas.microsoft.com/office/2019/extlst" xmlns:r="http://schemas.openxmlformats.org/officeDocument/2006/relationships" xmlns:m="http://schemas.openxmlformats.org/officeDocument/2006/math" xmlns:v="urn:schemas-microsoft-com:vml" xmlns:wp14="http://schemas.microsoft.com/office/word/2010/wordprocessingDrawing" xmlns:wp="http://schemas.openxmlformats.org/drawingml/2006/wordprocessingDrawing" xmlns:w10="urn:schemas-microsoft-com:office:word" xmlns:w="http://schemas.openxmlformats.org/wordprocessingml/2006/main" xmlns:w14="http://schemas.microsoft.com/office/word/2010/wordml" xmlns:w15="http://schemas.microsoft.com/office/word/2012/wordml" xmlns:w16cex="http://schemas.microsoft.com/office/word/2018/wordml/cex" xmlns:w16cid="http://schemas.microsoft.com/office/word/2016/wordml/cid" xmlns:w16="http://schemas.microsoft.com/office/word/2018/wordml" xmlns:w16du="http://schemas.microsoft.com/office/word/2023/wordml/word16du" xmlns:w16sdtdh="http://schemas.microsoft.com/office/word/2020/wordml/sdtdatahash" xmlns:w16sdtfl="http://schemas.microsoft.com/office/word/2024/wordml/sdtformatlock" xmlns:w16se="http://schemas.microsoft.com/office/word/2015/wordml/symex" xmlns:wpg="http://schemas.microsoft.com/office/word/2010/wordprocessingGroup" xmlns:wpi="http://schemas.microsoft.com/office/word/2010/wordprocessingInk" xmlns:wne="http://schemas.microsoft.com/office/word/2006/wordml" xmlns:wps="http://schemas.microsoft.com/office/word/2010/wordprocessingShape" mc:Ignorable="w14 w15 w16se w16cid w16 w16cex w16sdtdh w16sdtfl w16du wp14">
   <w:p>
     <w:pPr>
       <w:pStyle w:val="Header"/>
@@ -1942,7 +2261,7 @@
 </file>
 
 <file path=word/numbering.xml><?xml version="1.0" encoding="utf-8"?>
-<w:numbering xmlns:wpc="http://schemas.microsoft.com/office/word/2010/wordprocessingCanvas" xmlns:cx="http://schemas.microsoft.com/office/drawing/2014/chartex" xmlns:cx1="http://schemas.microsoft.com/office/drawing/2015/9/8/chartex" xmlns:cx2="http://schemas.microsoft.com/office/drawing/2015/10/21/chartex" xmlns:cx3="http://schemas.microsoft.com/office/drawing/2016/5/9/chartex" xmlns:cx4="http://schemas.microsoft.com/office/drawing/2016/5/10/chartex" xmlns:cx5="http://schemas.microsoft.com/office/drawing/2016/5/11/chartex" xmlns:cx6="http://schemas.microsoft.com/office/drawing/2016/5/12/chartex" xmlns:cx7="http://schemas.microsoft.com/office/drawing/2016/5/13/chartex" xmlns:cx8="http://schemas.microsoft.com/office/drawing/2016/5/14/chartex" xmlns:mc="http://schemas.openxmlformats.org/markup-compatibility/2006" xmlns:aink="http://schemas.microsoft.com/office/drawing/2016/ink" xmlns:am3d="http://schemas.microsoft.com/office/drawing/2017/model3d" xmlns:o="urn:schemas-microsoft-com:office:office" xmlns:oel="http://schemas.microsoft.com/office/2019/extlst" xmlns:r="http://schemas.openxmlformats.org/officeDocument/2006/relationships" xmlns:m="http://schemas.openxmlformats.org/officeDocument/2006/math" xmlns:v="urn:schemas-microsoft-com:vml" xmlns:wp14="http://schemas.microsoft.com/office/word/2010/wordprocessingDrawing" xmlns:wp="http://schemas.openxmlformats.org/drawingml/2006/wordprocessingDrawing" xmlns:w10="urn:schemas-microsoft-com:office:word" xmlns:w="http://schemas.openxmlformats.org/wordprocessingml/2006/main" xmlns:w14="http://schemas.microsoft.com/office/word/2010/wordml" xmlns:w15="http://schemas.microsoft.com/office/word/2012/wordml" xmlns:w16cei="http://schemas.microsoft.com/office/word/2026/wordml/cei" xmlns:w16cex="http://schemas.microsoft.com/office/word/2018/wordml/cex" xmlns:w16cid="http://schemas.microsoft.com/office/word/2016/wordml/cid" xmlns:w16="http://schemas.microsoft.com/office/word/2018/wordml" xmlns:w16du="http://schemas.microsoft.com/office/word/2023/wordml/word16du" xmlns:w16sdtdh="http://schemas.microsoft.com/office/word/2020/wordml/sdtdatahash" xmlns:w16sdtfl="http://schemas.microsoft.com/office/word/2024/wordml/sdtformatlock" xmlns:w16se="http://schemas.microsoft.com/office/word/2015/wordml/symex" xmlns:wpg="http://schemas.microsoft.com/office/word/2010/wordprocessingGroup" xmlns:wpi="http://schemas.microsoft.com/office/word/2010/wordprocessingInk" xmlns:wne="http://schemas.microsoft.com/office/word/2006/wordml" xmlns:wps="http://schemas.microsoft.com/office/word/2010/wordprocessingShape" mc:Ignorable="w14 w15 w16se w16cid w16 w16cex w16sdtdh w16sdtfl w16du wp14">
+<w:numbering xmlns:wpc="http://schemas.microsoft.com/office/word/2010/wordprocessingCanvas" xmlns:cx="http://schemas.microsoft.com/office/drawing/2014/chartex" xmlns:cx1="http://schemas.microsoft.com/office/drawing/2015/9/8/chartex" xmlns:cx2="http://schemas.microsoft.com/office/drawing/2015/10/21/chartex" xmlns:cx3="http://schemas.microsoft.com/office/drawing/2016/5/9/chartex" xmlns:cx4="http://schemas.microsoft.com/office/drawing/2016/5/10/chartex" xmlns:cx5="http://schemas.microsoft.com/office/drawing/2016/5/11/chartex" xmlns:cx6="http://schemas.microsoft.com/office/drawing/2016/5/12/chartex" xmlns:cx7="http://schemas.microsoft.com/office/drawing/2016/5/13/chartex" xmlns:cx8="http://schemas.microsoft.com/office/drawing/2016/5/14/chartex" xmlns:mc="http://schemas.openxmlformats.org/markup-compatibility/2006" xmlns:aink="http://schemas.microsoft.com/office/drawing/2016/ink" xmlns:am3d="http://schemas.microsoft.com/office/drawing/2017/model3d" xmlns:o="urn:schemas-microsoft-com:office:office" xmlns:oel="http://schemas.microsoft.com/office/2019/extlst" xmlns:r="http://schemas.openxmlformats.org/officeDocument/2006/relationships" xmlns:m="http://schemas.openxmlformats.org/officeDocument/2006/math" xmlns:v="urn:schemas-microsoft-com:vml" xmlns:wp14="http://schemas.microsoft.com/office/word/2010/wordprocessingDrawing" xmlns:wp="http://schemas.openxmlformats.org/drawingml/2006/wordprocessingDrawing" xmlns:w10="urn:schemas-microsoft-com:office:word" xmlns:w="http://schemas.openxmlformats.org/wordprocessingml/2006/main" xmlns:w14="http://schemas.microsoft.com/office/word/2010/wordml" xmlns:w15="http://schemas.microsoft.com/office/word/2012/wordml" xmlns:w16cex="http://schemas.microsoft.com/office/word/2018/wordml/cex" xmlns:w16cid="http://schemas.microsoft.com/office/word/2016/wordml/cid" xmlns:w16="http://schemas.microsoft.com/office/word/2018/wordml" xmlns:w16du="http://schemas.microsoft.com/office/word/2023/wordml/word16du" xmlns:w16sdtdh="http://schemas.microsoft.com/office/word/2020/wordml/sdtdatahash" xmlns:w16sdtfl="http://schemas.microsoft.com/office/word/2024/wordml/sdtformatlock" xmlns:w16se="http://schemas.microsoft.com/office/word/2015/wordml/symex" xmlns:wpg="http://schemas.microsoft.com/office/word/2010/wordprocessingGroup" xmlns:wpi="http://schemas.microsoft.com/office/word/2010/wordprocessingInk" xmlns:wne="http://schemas.microsoft.com/office/word/2006/wordml" xmlns:wps="http://schemas.microsoft.com/office/word/2010/wordprocessingShape" mc:Ignorable="w14 w15 w16se w16cid w16 w16cex w16sdtdh w16sdtfl w16du wp14">
   <w:abstractNum w:abstractNumId="0" w15:restartNumberingAfterBreak="0">
     <w:nsid w:val="FFFFFF7C"/>
     <w:multiLevelType w:val="singleLevel"/>

--- a/paper/IJCOPE-Manuscript-Template.docx
+++ b/paper/IJCOPE-Manuscript-Template.docx
@@ -18,7 +18,7 @@
           <w:sz w:val="32"/>
           <w:szCs w:val="32"/>
         </w:rPr>
-        <w:t>Title of the Manuscript in Bold, Title Case</w:t>
+        <w:t xml:space="preserve">A </w:t>
       </w:r>
       <w:r>
         <w:rPr>
@@ -27,7 +27,52 @@
           <w:sz w:val="32"/>
           <w:szCs w:val="32"/>
         </w:rPr>
-        <w:t>, Manuscript Title</w:t>
+        <w:t>Comparative</w:t>
+      </w:r>
+      <w:r>
+        <w:rPr>
+          <w:rFonts w:ascii="Times New Roman" w:hAnsi="Times New Roman" w:cs="Times New Roman"/>
+          <w:b/>
+          <w:sz w:val="32"/>
+          <w:szCs w:val="32"/>
+        </w:rPr>
+        <w:t xml:space="preserve"> Analysis of M</w:t>
+      </w:r>
+      <w:r>
+        <w:rPr>
+          <w:rFonts w:ascii="Times New Roman" w:hAnsi="Times New Roman" w:cs="Times New Roman"/>
+          <w:b/>
+          <w:sz w:val="32"/>
+          <w:szCs w:val="32"/>
+        </w:rPr>
+        <w:t>a</w:t>
+      </w:r>
+      <w:r>
+        <w:rPr>
+          <w:rFonts w:ascii="Times New Roman" w:hAnsi="Times New Roman" w:cs="Times New Roman"/>
+          <w:b/>
+          <w:sz w:val="32"/>
+          <w:szCs w:val="32"/>
+        </w:rPr>
+        <w:t xml:space="preserve">chine Learning Algorithms for </w:t>
+      </w:r>
+      <w:r>
+        <w:rPr>
+          <w:rFonts w:ascii="Times New Roman" w:hAnsi="Times New Roman" w:cs="Times New Roman"/>
+          <w:b/>
+          <w:sz w:val="32"/>
+          <w:szCs w:val="32"/>
+        </w:rPr>
+        <w:t>H</w:t>
+      </w:r>
+      <w:r>
+        <w:rPr>
+          <w:rFonts w:ascii="Times New Roman" w:hAnsi="Times New Roman" w:cs="Times New Roman"/>
+          <w:b/>
+          <w:sz w:val="32"/>
+          <w:szCs w:val="32"/>
+        </w:rPr>
+        <w:t>eart Diseases Prediction</w:t>
       </w:r>
     </w:p>
     <w:p>
@@ -229,7 +274,7 @@
         <mc:AlternateContent>
           <mc:Choice Requires="wps">
             <w:drawing>
-              <wp:anchor distT="45720" distB="45720" distL="114300" distR="114300" simplePos="0" relativeHeight="251656704" behindDoc="0" locked="0" layoutInCell="1" allowOverlap="1" wp14:anchorId="294CB50C" wp14:editId="04DD0F11">
+              <wp:anchor distT="45720" distB="45720" distL="114300" distR="114300" simplePos="0" relativeHeight="251658240" behindDoc="0" locked="0" layoutInCell="1" allowOverlap="1" wp14:anchorId="294CB50C" wp14:editId="04DD0F11">
                 <wp:simplePos x="0" y="0"/>
                 <wp:positionH relativeFrom="column">
                   <wp:posOffset>23495</wp:posOffset>
@@ -593,7 +638,7 @@
                 <v:stroke joinstyle="miter"/>
                 <v:path gradientshapeok="t" o:connecttype="rect"/>
               </v:shapetype>
-              <v:shape id="Text Box 2" o:spid="_x0000_s1026" type="#_x0000_t202" style="position:absolute;left:0;text-align:left;margin-left:1.85pt;margin-top:3.85pt;width:175.85pt;height:333.75pt;z-index:251656704;visibility:visible;mso-wrap-style:square;mso-width-percent:0;mso-height-percent:0;mso-wrap-distance-left:9pt;mso-wrap-distance-top:3.6pt;mso-wrap-distance-right:9pt;mso-wrap-distance-bottom:3.6pt;mso-position-horizontal:absolute;mso-position-horizontal-relative:text;mso-position-vertical:absolute;mso-position-vertical-relative:text;mso-width-percent:0;mso-height-percent:0;mso-width-relative:margin;mso-height-relative:margin;v-text-anchor:top" o:gfxdata="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">
+              <v:shape id="Text Box 2" o:spid="_x0000_s1026" type="#_x0000_t202" style="position:absolute;left:0;text-align:left;margin-left:1.85pt;margin-top:3.85pt;width:175.85pt;height:333.75pt;z-index:251658240;visibility:visible;mso-wrap-style:square;mso-width-percent:0;mso-height-percent:0;mso-wrap-distance-left:9pt;mso-wrap-distance-top:3.6pt;mso-wrap-distance-right:9pt;mso-wrap-distance-bottom:3.6pt;mso-position-horizontal:absolute;mso-position-horizontal-relative:text;mso-position-vertical:absolute;mso-position-vertical-relative:text;mso-width-percent:0;mso-height-percent:0;mso-width-relative:margin;mso-height-relative:margin;v-text-anchor:top" o:gfxdata="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">
                 <v:textbox>
                   <w:txbxContent>
                     <w:p>
@@ -906,6 +951,658 @@
         <w:rPr>
           <w:rFonts w:ascii="Times New Roman" w:hAnsi="Times New Roman" w:cs="Times New Roman"/>
         </w:rPr>
+        <w:t xml:space="preserve">The term heart disease refers to the </w:t>
+      </w:r>
+      <w:r>
+        <w:rPr>
+          <w:rFonts w:ascii="Times New Roman" w:hAnsi="Times New Roman" w:cs="Times New Roman"/>
+        </w:rPr>
+        <w:t xml:space="preserve">range of conditions </w:t>
+      </w:r>
+      <w:r>
+        <w:rPr>
+          <w:rFonts w:ascii="Times New Roman" w:hAnsi="Times New Roman" w:cs="Times New Roman"/>
+        </w:rPr>
+        <w:t xml:space="preserve">that </w:t>
+      </w:r>
+      <w:r>
+        <w:rPr>
+          <w:rFonts w:ascii="Times New Roman" w:hAnsi="Times New Roman" w:cs="Times New Roman"/>
+        </w:rPr>
+        <w:t xml:space="preserve">impacts heart and </w:t>
+      </w:r>
+      <w:r>
+        <w:rPr>
+          <w:rFonts w:ascii="Times New Roman" w:hAnsi="Times New Roman" w:cs="Times New Roman"/>
+        </w:rPr>
+        <w:t>its</w:t>
+      </w:r>
+      <w:r>
+        <w:rPr>
+          <w:rFonts w:ascii="Times New Roman" w:hAnsi="Times New Roman" w:cs="Times New Roman"/>
+        </w:rPr>
+        <w:t xml:space="preserve"> blood vessels</w:t>
+      </w:r>
+      <w:r>
+        <w:rPr>
+          <w:rFonts w:ascii="Times New Roman" w:hAnsi="Times New Roman" w:cs="Times New Roman"/>
+        </w:rPr>
+        <w:t xml:space="preserve"> in a negative manner. </w:t>
+      </w:r>
+      <w:r>
+        <w:rPr>
+          <w:rFonts w:ascii="Times New Roman" w:hAnsi="Times New Roman" w:cs="Times New Roman"/>
+        </w:rPr>
+        <w:t xml:space="preserve">This has led to increase mortality rate worldwide and a major </w:t>
+      </w:r>
+      <w:r>
+        <w:rPr>
+          <w:rFonts w:ascii="Times New Roman" w:hAnsi="Times New Roman" w:cs="Times New Roman"/>
+        </w:rPr>
+        <w:t xml:space="preserve">health issue in recent years and continues to have increasing statistics </w:t>
+      </w:r>
+      <w:r>
+        <w:rPr>
+          <w:rFonts w:ascii="Times New Roman" w:hAnsi="Times New Roman" w:cs="Times New Roman"/>
+        </w:rPr>
+        <w:t>in future. Modern day lifestyles and choices</w:t>
+      </w:r>
+      <w:r>
+        <w:rPr>
+          <w:rFonts w:ascii="Times New Roman" w:hAnsi="Times New Roman" w:cs="Times New Roman"/>
+        </w:rPr>
+        <w:t xml:space="preserve"> </w:t>
+      </w:r>
+      <w:proofErr w:type="gramStart"/>
+      <w:r>
+        <w:rPr>
+          <w:rFonts w:ascii="Times New Roman" w:hAnsi="Times New Roman" w:cs="Times New Roman"/>
+        </w:rPr>
+        <w:t>has</w:t>
+      </w:r>
+      <w:proofErr w:type="gramEnd"/>
+      <w:r>
+        <w:rPr>
+          <w:rFonts w:ascii="Times New Roman" w:hAnsi="Times New Roman" w:cs="Times New Roman"/>
+        </w:rPr>
+        <w:t xml:space="preserve"> made it increasingly common, not only in aged </w:t>
+      </w:r>
+      <w:r>
+        <w:rPr>
+          <w:rFonts w:ascii="Times New Roman" w:hAnsi="Times New Roman" w:cs="Times New Roman"/>
+        </w:rPr>
+        <w:t>population but also in younger adults.</w:t>
+      </w:r>
+      <w:r>
+        <w:rPr>
+          <w:rFonts w:ascii="Times New Roman" w:hAnsi="Times New Roman" w:cs="Times New Roman"/>
+        </w:rPr>
+        <w:t xml:space="preserve"> New</w:t>
+      </w:r>
+      <w:r>
+        <w:rPr>
+          <w:rFonts w:ascii="Times New Roman" w:hAnsi="Times New Roman" w:cs="Times New Roman"/>
+        </w:rPr>
+        <w:t xml:space="preserve"> </w:t>
+      </w:r>
+      <w:r>
+        <w:rPr>
+          <w:rFonts w:ascii="Times New Roman" w:hAnsi="Times New Roman" w:cs="Times New Roman"/>
+        </w:rPr>
+        <w:t xml:space="preserve">generation </w:t>
+      </w:r>
+      <w:r>
+        <w:rPr>
+          <w:rFonts w:ascii="Times New Roman" w:hAnsi="Times New Roman" w:cs="Times New Roman"/>
+        </w:rPr>
+        <w:t xml:space="preserve">advanced </w:t>
+      </w:r>
+      <w:r>
+        <w:rPr>
+          <w:rFonts w:ascii="Times New Roman" w:hAnsi="Times New Roman" w:cs="Times New Roman"/>
+        </w:rPr>
+        <w:t>medicines are fortunately a</w:t>
+      </w:r>
+      <w:r>
+        <w:rPr>
+          <w:rFonts w:ascii="Times New Roman" w:hAnsi="Times New Roman" w:cs="Times New Roman"/>
+        </w:rPr>
+        <w:t xml:space="preserve"> breakthrough in assisting and curing the disease, but</w:t>
+      </w:r>
+      <w:r>
+        <w:rPr>
+          <w:rFonts w:ascii="Times New Roman" w:hAnsi="Times New Roman" w:cs="Times New Roman"/>
+        </w:rPr>
+        <w:t xml:space="preserve"> conventional techniques are only </w:t>
+      </w:r>
+      <w:r>
+        <w:rPr>
+          <w:rFonts w:ascii="Times New Roman" w:hAnsi="Times New Roman" w:cs="Times New Roman"/>
+        </w:rPr>
+        <w:t xml:space="preserve">optimal </w:t>
+      </w:r>
+      <w:r>
+        <w:rPr>
+          <w:rFonts w:ascii="Times New Roman" w:hAnsi="Times New Roman" w:cs="Times New Roman"/>
+        </w:rPr>
+        <w:t xml:space="preserve">to provide </w:t>
+      </w:r>
+      <w:r>
+        <w:rPr>
+          <w:rFonts w:ascii="Times New Roman" w:hAnsi="Times New Roman" w:cs="Times New Roman"/>
+        </w:rPr>
+        <w:t xml:space="preserve">on the spot </w:t>
+      </w:r>
+      <w:r>
+        <w:rPr>
+          <w:rFonts w:ascii="Times New Roman" w:hAnsi="Times New Roman" w:cs="Times New Roman"/>
+        </w:rPr>
+        <w:t>single data reading and result,</w:t>
+      </w:r>
+      <w:r>
+        <w:rPr>
+          <w:rFonts w:ascii="Times New Roman" w:hAnsi="Times New Roman" w:cs="Times New Roman"/>
+        </w:rPr>
+        <w:t xml:space="preserve"> </w:t>
+      </w:r>
+      <w:r>
+        <w:rPr>
+          <w:rFonts w:ascii="Times New Roman" w:hAnsi="Times New Roman" w:cs="Times New Roman"/>
+        </w:rPr>
+        <w:t>it</w:t>
+      </w:r>
+      <w:r>
+        <w:rPr>
+          <w:rFonts w:ascii="Times New Roman" w:hAnsi="Times New Roman" w:cs="Times New Roman"/>
+        </w:rPr>
+        <w:t xml:space="preserve"> fails to predict the future circumstances and </w:t>
+      </w:r>
+      <w:r>
+        <w:rPr>
+          <w:rFonts w:ascii="Times New Roman" w:hAnsi="Times New Roman" w:cs="Times New Roman"/>
+        </w:rPr>
+        <w:t>possible emergency which may be caused due to underlying issue</w:t>
+      </w:r>
+      <w:r>
+        <w:rPr>
+          <w:rFonts w:ascii="Times New Roman" w:hAnsi="Times New Roman" w:cs="Times New Roman"/>
+        </w:rPr>
+        <w:t>,</w:t>
+      </w:r>
+      <w:r>
+        <w:rPr>
+          <w:rFonts w:ascii="Times New Roman" w:hAnsi="Times New Roman" w:cs="Times New Roman"/>
+        </w:rPr>
+        <w:t xml:space="preserve"> or provide with early diagnosis </w:t>
+      </w:r>
+      <w:r>
+        <w:rPr>
+          <w:rFonts w:ascii="Times New Roman" w:hAnsi="Times New Roman" w:cs="Times New Roman"/>
+        </w:rPr>
+        <w:t>to facilitate prompt medical assistance.</w:t>
+      </w:r>
+      <w:r>
+        <w:rPr>
+          <w:rFonts w:ascii="Times New Roman" w:hAnsi="Times New Roman" w:cs="Times New Roman"/>
+        </w:rPr>
+        <w:t xml:space="preserve"> </w:t>
+      </w:r>
+      <w:r>
+        <w:rPr>
+          <w:rFonts w:ascii="Times New Roman" w:hAnsi="Times New Roman" w:cs="Times New Roman"/>
+        </w:rPr>
+        <w:t xml:space="preserve">This is where </w:t>
+      </w:r>
+      <w:r>
+        <w:rPr>
+          <w:rFonts w:ascii="Times New Roman" w:hAnsi="Times New Roman" w:cs="Times New Roman"/>
+        </w:rPr>
+        <w:t xml:space="preserve">Machine learning (ML) </w:t>
+      </w:r>
+      <w:r>
+        <w:rPr>
+          <w:rFonts w:ascii="Times New Roman" w:hAnsi="Times New Roman" w:cs="Times New Roman"/>
+        </w:rPr>
+        <w:t xml:space="preserve">comes into the </w:t>
+      </w:r>
+      <w:r>
+        <w:rPr>
+          <w:rFonts w:ascii="Times New Roman" w:hAnsi="Times New Roman" w:cs="Times New Roman"/>
+        </w:rPr>
+        <w:t>picture</w:t>
+      </w:r>
+      <w:r>
+        <w:rPr>
+          <w:rFonts w:ascii="Times New Roman" w:hAnsi="Times New Roman" w:cs="Times New Roman"/>
+        </w:rPr>
+        <w:t xml:space="preserve">, </w:t>
+      </w:r>
+      <w:r>
+        <w:rPr>
+          <w:rFonts w:ascii="Times New Roman" w:hAnsi="Times New Roman" w:cs="Times New Roman"/>
+        </w:rPr>
+        <w:t xml:space="preserve">delivering the required </w:t>
+      </w:r>
+      <w:r>
+        <w:rPr>
+          <w:rFonts w:ascii="Times New Roman" w:hAnsi="Times New Roman" w:cs="Times New Roman"/>
+        </w:rPr>
+        <w:t xml:space="preserve">and necessary </w:t>
+      </w:r>
+      <w:r>
+        <w:rPr>
+          <w:rFonts w:ascii="Times New Roman" w:hAnsi="Times New Roman" w:cs="Times New Roman"/>
+        </w:rPr>
+        <w:t>early analysis of cardiovascular disease</w:t>
+      </w:r>
+      <w:r>
+        <w:rPr>
+          <w:rFonts w:ascii="Times New Roman" w:hAnsi="Times New Roman" w:cs="Times New Roman"/>
+        </w:rPr>
+        <w:t xml:space="preserve"> </w:t>
+      </w:r>
+      <w:r>
+        <w:rPr>
+          <w:rFonts w:ascii="Times New Roman" w:hAnsi="Times New Roman" w:cs="Times New Roman"/>
+        </w:rPr>
+        <w:t xml:space="preserve">(CVD) </w:t>
+      </w:r>
+      <w:r>
+        <w:rPr>
+          <w:rFonts w:ascii="Times New Roman" w:hAnsi="Times New Roman" w:cs="Times New Roman"/>
+        </w:rPr>
+        <w:t>through valida</w:t>
+      </w:r>
+      <w:r>
+        <w:rPr>
+          <w:rFonts w:ascii="Times New Roman" w:hAnsi="Times New Roman" w:cs="Times New Roman"/>
+        </w:rPr>
+        <w:t>ting various feature</w:t>
+      </w:r>
+      <w:r>
+        <w:rPr>
+          <w:rFonts w:ascii="Times New Roman" w:hAnsi="Times New Roman" w:cs="Times New Roman"/>
+        </w:rPr>
+        <w:t xml:space="preserve">s </w:t>
+      </w:r>
+      <w:r>
+        <w:rPr>
+          <w:rFonts w:ascii="Times New Roman" w:hAnsi="Times New Roman" w:cs="Times New Roman"/>
+        </w:rPr>
+        <w:t>among</w:t>
+      </w:r>
+      <w:r>
+        <w:rPr>
+          <w:rFonts w:ascii="Times New Roman" w:hAnsi="Times New Roman" w:cs="Times New Roman"/>
+        </w:rPr>
+        <w:t xml:space="preserve"> thousands of data in a dataset.</w:t>
+      </w:r>
+      <w:r>
+        <w:rPr>
+          <w:rFonts w:ascii="Times New Roman" w:hAnsi="Times New Roman" w:cs="Times New Roman"/>
+        </w:rPr>
+        <w:t xml:space="preserve"> </w:t>
+      </w:r>
+      <w:r>
+        <w:rPr>
+          <w:rFonts w:ascii="Times New Roman" w:hAnsi="Times New Roman" w:cs="Times New Roman"/>
+        </w:rPr>
+        <w:t>This study has developed predic</w:t>
+      </w:r>
+      <w:r>
+        <w:rPr>
+          <w:rFonts w:ascii="Times New Roman" w:hAnsi="Times New Roman" w:cs="Times New Roman"/>
+        </w:rPr>
+        <w:t>tive</w:t>
+      </w:r>
+      <w:r>
+        <w:rPr>
+          <w:rFonts w:ascii="Times New Roman" w:hAnsi="Times New Roman" w:cs="Times New Roman"/>
+        </w:rPr>
+        <w:t xml:space="preserve"> models and </w:t>
+      </w:r>
+      <w:r>
+        <w:rPr>
+          <w:rFonts w:ascii="Times New Roman" w:hAnsi="Times New Roman" w:cs="Times New Roman"/>
+        </w:rPr>
+        <w:t>used</w:t>
+      </w:r>
+      <w:r>
+        <w:rPr>
+          <w:rFonts w:ascii="Times New Roman" w:hAnsi="Times New Roman" w:cs="Times New Roman"/>
+        </w:rPr>
+        <w:t xml:space="preserve"> Cleveland dataset</w:t>
+      </w:r>
+      <w:r>
+        <w:rPr>
+          <w:rFonts w:ascii="Times New Roman" w:hAnsi="Times New Roman" w:cs="Times New Roman"/>
+        </w:rPr>
+        <w:t xml:space="preserve"> with 11 different features</w:t>
+      </w:r>
+      <w:r>
+        <w:rPr>
+          <w:rFonts w:ascii="Times New Roman" w:hAnsi="Times New Roman" w:cs="Times New Roman"/>
+        </w:rPr>
+        <w:t xml:space="preserve"> </w:t>
+      </w:r>
+      <w:r>
+        <w:rPr>
+          <w:rFonts w:ascii="Times New Roman" w:hAnsi="Times New Roman" w:cs="Times New Roman"/>
+        </w:rPr>
+        <w:t xml:space="preserve">namely age, sex, </w:t>
+      </w:r>
+      <w:r>
+        <w:rPr>
+          <w:rFonts w:ascii="Times New Roman" w:hAnsi="Times New Roman" w:cs="Times New Roman"/>
+        </w:rPr>
+        <w:t xml:space="preserve">cholesterol, resting heart rate, </w:t>
+      </w:r>
+      <w:r>
+        <w:rPr>
+          <w:rFonts w:ascii="Times New Roman" w:hAnsi="Times New Roman" w:cs="Times New Roman"/>
+        </w:rPr>
+        <w:t>exercise-induced angina and other health-related indicators</w:t>
+      </w:r>
+      <w:r>
+        <w:rPr>
+          <w:rFonts w:ascii="Times New Roman" w:hAnsi="Times New Roman" w:cs="Times New Roman"/>
+        </w:rPr>
+        <w:t xml:space="preserve"> that make up this dataset</w:t>
+      </w:r>
+      <w:r>
+        <w:rPr>
+          <w:rFonts w:ascii="Times New Roman" w:hAnsi="Times New Roman" w:cs="Times New Roman"/>
+        </w:rPr>
+        <w:t>.</w:t>
+      </w:r>
+      <w:r>
+        <w:rPr>
+          <w:rFonts w:ascii="Times New Roman" w:hAnsi="Times New Roman" w:cs="Times New Roman"/>
+        </w:rPr>
+        <w:t xml:space="preserve"> </w:t>
+      </w:r>
+      <w:r>
+        <w:rPr>
+          <w:rFonts w:ascii="Times New Roman" w:hAnsi="Times New Roman" w:cs="Times New Roman"/>
+        </w:rPr>
+        <w:t xml:space="preserve"> </w:t>
+      </w:r>
+      <w:r>
+        <w:rPr>
+          <w:rFonts w:ascii="Times New Roman" w:hAnsi="Times New Roman" w:cs="Times New Roman"/>
+        </w:rPr>
+        <w:t xml:space="preserve">There are </w:t>
+      </w:r>
+      <w:r>
+        <w:rPr>
+          <w:rFonts w:ascii="Times New Roman" w:hAnsi="Times New Roman" w:cs="Times New Roman"/>
+        </w:rPr>
+        <w:t xml:space="preserve">four different predictive models that we will be using here to </w:t>
+      </w:r>
+      <w:r>
+        <w:rPr>
+          <w:rFonts w:ascii="Times New Roman" w:hAnsi="Times New Roman" w:cs="Times New Roman"/>
+        </w:rPr>
+        <w:t>predict the health analysis of heart</w:t>
+      </w:r>
+      <w:r>
+        <w:rPr>
+          <w:rFonts w:ascii="Times New Roman" w:hAnsi="Times New Roman" w:cs="Times New Roman"/>
+        </w:rPr>
+        <w:t xml:space="preserve"> related disease, which are Logistic Regression, Random Forest</w:t>
+      </w:r>
+      <w:r>
+        <w:rPr>
+          <w:rFonts w:ascii="Times New Roman" w:hAnsi="Times New Roman" w:cs="Times New Roman"/>
+        </w:rPr>
+        <w:t>, S</w:t>
+      </w:r>
+      <w:r>
+        <w:rPr>
+          <w:rFonts w:ascii="Times New Roman" w:hAnsi="Times New Roman" w:cs="Times New Roman"/>
+        </w:rPr>
+        <w:t>upport</w:t>
+      </w:r>
+      <w:r>
+        <w:rPr>
+          <w:rFonts w:ascii="Times New Roman" w:hAnsi="Times New Roman" w:cs="Times New Roman"/>
+        </w:rPr>
+        <w:t xml:space="preserve"> Vector Machine</w:t>
+      </w:r>
+      <w:r>
+        <w:rPr>
+          <w:rFonts w:ascii="Times New Roman" w:hAnsi="Times New Roman" w:cs="Times New Roman"/>
+        </w:rPr>
+        <w:t>s</w:t>
+      </w:r>
+      <w:r>
+        <w:rPr>
+          <w:rFonts w:ascii="Times New Roman" w:hAnsi="Times New Roman" w:cs="Times New Roman"/>
+        </w:rPr>
+        <w:t xml:space="preserve"> </w:t>
+      </w:r>
+      <w:r>
+        <w:rPr>
+          <w:rFonts w:ascii="Times New Roman" w:hAnsi="Times New Roman" w:cs="Times New Roman"/>
+        </w:rPr>
+        <w:t>(SVM), K-</w:t>
+      </w:r>
+      <w:r>
+        <w:rPr>
+          <w:rFonts w:ascii="Times New Roman" w:hAnsi="Times New Roman" w:cs="Times New Roman"/>
+        </w:rPr>
+        <w:t>N</w:t>
+      </w:r>
+      <w:r>
+        <w:rPr>
+          <w:rFonts w:ascii="Times New Roman" w:hAnsi="Times New Roman" w:cs="Times New Roman"/>
+        </w:rPr>
+        <w:t xml:space="preserve">earest </w:t>
+      </w:r>
+      <w:r>
+        <w:rPr>
+          <w:rFonts w:ascii="Times New Roman" w:hAnsi="Times New Roman" w:cs="Times New Roman"/>
+        </w:rPr>
+        <w:t>N</w:t>
+      </w:r>
+      <w:r>
+        <w:rPr>
+          <w:rFonts w:ascii="Times New Roman" w:hAnsi="Times New Roman" w:cs="Times New Roman"/>
+        </w:rPr>
+        <w:t>eighbor</w:t>
+      </w:r>
+      <w:r>
+        <w:rPr>
+          <w:rFonts w:ascii="Times New Roman" w:hAnsi="Times New Roman" w:cs="Times New Roman"/>
+        </w:rPr>
+        <w:t xml:space="preserve"> </w:t>
+      </w:r>
+      <w:r>
+        <w:rPr>
+          <w:rFonts w:ascii="Times New Roman" w:hAnsi="Times New Roman" w:cs="Times New Roman"/>
+        </w:rPr>
+        <w:t>(KNN)</w:t>
+      </w:r>
+      <w:r>
+        <w:rPr>
+          <w:rFonts w:ascii="Times New Roman" w:hAnsi="Times New Roman" w:cs="Times New Roman"/>
+        </w:rPr>
+        <w:t xml:space="preserve">. All of the mentioned </w:t>
+      </w:r>
+      <w:r>
+        <w:rPr>
+          <w:rFonts w:ascii="Times New Roman" w:hAnsi="Times New Roman" w:cs="Times New Roman"/>
+        </w:rPr>
+        <w:t>models are developed and used under Google colab</w:t>
+      </w:r>
+      <w:r>
+        <w:rPr>
+          <w:rFonts w:ascii="Times New Roman" w:hAnsi="Times New Roman" w:cs="Times New Roman"/>
+        </w:rPr>
+        <w:t xml:space="preserve"> platform</w:t>
+      </w:r>
+      <w:r>
+        <w:rPr>
+          <w:rFonts w:ascii="Times New Roman" w:hAnsi="Times New Roman" w:cs="Times New Roman"/>
+        </w:rPr>
+        <w:t>. There are</w:t>
+      </w:r>
+      <w:r>
+        <w:rPr>
+          <w:rFonts w:ascii="Times New Roman" w:hAnsi="Times New Roman" w:cs="Times New Roman"/>
+        </w:rPr>
+        <w:t xml:space="preserve"> </w:t>
+      </w:r>
+      <w:r>
+        <w:rPr>
+          <w:rFonts w:ascii="Times New Roman" w:hAnsi="Times New Roman" w:cs="Times New Roman"/>
+        </w:rPr>
+        <w:t>4 different datasets</w:t>
+      </w:r>
+      <w:r>
+        <w:rPr>
+          <w:rFonts w:ascii="Times New Roman" w:hAnsi="Times New Roman" w:cs="Times New Roman"/>
+        </w:rPr>
+        <w:t xml:space="preserve"> consisting of Cleveland, Hungary, </w:t>
+      </w:r>
+      <w:r>
+        <w:rPr>
+          <w:rFonts w:ascii="Times New Roman" w:hAnsi="Times New Roman" w:cs="Times New Roman"/>
+        </w:rPr>
+        <w:t>Switzerland and VA Long Beach</w:t>
+      </w:r>
+      <w:r>
+        <w:rPr>
+          <w:rFonts w:ascii="Times New Roman" w:hAnsi="Times New Roman" w:cs="Times New Roman"/>
+        </w:rPr>
+        <w:t xml:space="preserve"> </w:t>
+      </w:r>
+      <w:proofErr w:type="gramStart"/>
+      <w:r>
+        <w:rPr>
+          <w:rFonts w:ascii="Times New Roman" w:hAnsi="Times New Roman" w:cs="Times New Roman"/>
+        </w:rPr>
+        <w:t xml:space="preserve">which </w:t>
+      </w:r>
+      <w:r>
+        <w:rPr>
+          <w:rFonts w:ascii="Times New Roman" w:hAnsi="Times New Roman" w:cs="Times New Roman"/>
+        </w:rPr>
+        <w:t xml:space="preserve"> </w:t>
+      </w:r>
+      <w:r>
+        <w:rPr>
+          <w:rFonts w:ascii="Times New Roman" w:hAnsi="Times New Roman" w:cs="Times New Roman"/>
+        </w:rPr>
+        <w:t>are</w:t>
+      </w:r>
+      <w:proofErr w:type="gramEnd"/>
+      <w:r>
+        <w:rPr>
+          <w:rFonts w:ascii="Times New Roman" w:hAnsi="Times New Roman" w:cs="Times New Roman"/>
+        </w:rPr>
+        <w:t xml:space="preserve"> preprocessed and cleaned and then </w:t>
+      </w:r>
+      <w:r>
+        <w:rPr>
+          <w:rFonts w:ascii="Times New Roman" w:hAnsi="Times New Roman" w:cs="Times New Roman"/>
+        </w:rPr>
+        <w:t xml:space="preserve">being used and tested </w:t>
+      </w:r>
+      <w:r>
+        <w:rPr>
+          <w:rFonts w:ascii="Times New Roman" w:hAnsi="Times New Roman" w:cs="Times New Roman"/>
+        </w:rPr>
+        <w:t>here with</w:t>
+      </w:r>
+      <w:r>
+        <w:rPr>
+          <w:rFonts w:ascii="Times New Roman" w:hAnsi="Times New Roman" w:cs="Times New Roman"/>
+        </w:rPr>
+        <w:t xml:space="preserve"> machine learning models to test its accuracy </w:t>
+      </w:r>
+      <w:r>
+        <w:rPr>
+          <w:rFonts w:ascii="Times New Roman" w:hAnsi="Times New Roman" w:cs="Times New Roman"/>
+        </w:rPr>
+        <w:t xml:space="preserve">and </w:t>
+      </w:r>
+      <w:r>
+        <w:rPr>
+          <w:rFonts w:ascii="Times New Roman" w:hAnsi="Times New Roman" w:cs="Times New Roman"/>
+        </w:rPr>
+        <w:t xml:space="preserve">other </w:t>
+      </w:r>
+      <w:r>
+        <w:rPr>
+          <w:rFonts w:ascii="Times New Roman" w:hAnsi="Times New Roman" w:cs="Times New Roman"/>
+        </w:rPr>
+        <w:t xml:space="preserve">result aspects. </w:t>
+      </w:r>
+      <w:r>
+        <w:rPr>
+          <w:rFonts w:ascii="Times New Roman" w:hAnsi="Times New Roman" w:cs="Times New Roman"/>
+        </w:rPr>
+        <w:t xml:space="preserve">The best result and performance </w:t>
+      </w:r>
+      <w:r>
+        <w:rPr>
+          <w:rFonts w:ascii="Times New Roman" w:hAnsi="Times New Roman" w:cs="Times New Roman"/>
+        </w:rPr>
+        <w:t xml:space="preserve">among these four models </w:t>
+      </w:r>
+      <w:r>
+        <w:rPr>
+          <w:rFonts w:ascii="Times New Roman" w:hAnsi="Times New Roman" w:cs="Times New Roman"/>
+        </w:rPr>
+        <w:t xml:space="preserve">tested across each of the datasets </w:t>
+      </w:r>
+      <w:r>
+        <w:rPr>
+          <w:rFonts w:ascii="Times New Roman" w:hAnsi="Times New Roman" w:cs="Times New Roman"/>
+        </w:rPr>
+        <w:t xml:space="preserve">and having minimum spread (max-min) is of </w:t>
+      </w:r>
+      <w:r>
+        <w:rPr>
+          <w:rFonts w:ascii="Times New Roman" w:hAnsi="Times New Roman" w:cs="Times New Roman"/>
+        </w:rPr>
+        <w:t>Support Vector Machine</w:t>
+      </w:r>
+      <w:r>
+        <w:rPr>
+          <w:rFonts w:ascii="Times New Roman" w:hAnsi="Times New Roman" w:cs="Times New Roman"/>
+        </w:rPr>
+        <w:t xml:space="preserve"> </w:t>
+      </w:r>
+      <w:r>
+        <w:rPr>
+          <w:rFonts w:ascii="Times New Roman" w:hAnsi="Times New Roman" w:cs="Times New Roman"/>
+        </w:rPr>
+        <w:t>(SVM). with an F1 score of</w:t>
+      </w:r>
+      <w:r>
+        <w:rPr>
+          <w:rFonts w:ascii="Times New Roman" w:hAnsi="Times New Roman" w:cs="Times New Roman"/>
+        </w:rPr>
+        <w:t xml:space="preserve"> 0.7732</w:t>
+      </w:r>
+      <w:r>
+        <w:rPr>
+          <w:rFonts w:ascii="Times New Roman" w:hAnsi="Times New Roman" w:cs="Times New Roman"/>
+        </w:rPr>
+        <w:t xml:space="preserve">. </w:t>
+      </w:r>
+      <w:r>
+        <w:rPr>
+          <w:rFonts w:ascii="Times New Roman" w:hAnsi="Times New Roman" w:cs="Times New Roman"/>
+        </w:rPr>
+        <w:t xml:space="preserve"> </w:t>
+      </w:r>
+      <w:r>
+        <w:rPr>
+          <w:rFonts w:ascii="Times New Roman" w:hAnsi="Times New Roman" w:cs="Times New Roman"/>
+        </w:rPr>
         <w:t>Provide a clear, well-structured, and informative summary of your research that highlights the essential aspects of the study. The abstract should briefly explain the purpose and significance of the research, outlining the problem addressed and the motivation behind the work. It should then describe the methodology or approach used, including key techniques, tools, datasets, or theoretical frameworks applied in the study. Following this, summarize the major findings or results, emphasizing the most important outcomes, observations, or contributions generated through the research process. Conclude the abstract by presenting the primary implications, conclusions, and potential applications of the work, as well as its relevance to the field of study.</w:t>
       </w:r>
     </w:p>
@@ -920,6 +1617,7 @@
         <w:rPr>
           <w:rFonts w:ascii="Times New Roman" w:hAnsi="Times New Roman" w:cs="Times New Roman"/>
         </w:rPr>
+        <w:lastRenderedPageBreak/>
         <w:t>The abstract must be written in a concise, objective, and reader-friendly manner so that it can stand alone as a complete overview of the paper. It should accurately reflect the core contribution and novelty of the research without including unnecessary background information or overly detailed explanations. Avoid the use of citations, references, figures, or tables in the abstract, and do not include undefined abbreviations or technical jargon that may limit readability for a broader academic audience.</w:t>
       </w:r>
     </w:p>
@@ -1034,7 +1732,6 @@
           <w:sz w:val="22"/>
           <w:szCs w:val="22"/>
         </w:rPr>
-        <w:lastRenderedPageBreak/>
         <w:t>I. INTRODUCTION</w:t>
       </w:r>
     </w:p>
@@ -1089,7 +1786,13 @@
         <w:rPr>
           <w:rFonts w:ascii="Times New Roman" w:hAnsi="Times New Roman" w:cs="Times New Roman"/>
         </w:rPr>
-        <w:t>Cardiovascular disease (CVD) has been the leading cause of death globally, with increasing statistics every year with 18.5 million in 2023, 20.5 million in 2025 and projected to 35.6 million by 2050 by European Journal of Preventive Cardiology. Blockage in artery due to fat or calcium deposits, congenital disease, cardiomyopathies, hypertension are the upmost reasons.</w:t>
+        <w:t xml:space="preserve">Cardiovascular disease (CVD) has been the leading cause of death globally, with increasing statistics every year with 18.5 million in 2023, 20.5 million in 2025 and projected to 35.6 million by 2050 by European Journal of Preventive Cardiology. Blockage in artery due to fat or calcium deposits, congenital disease, </w:t>
+      </w:r>
+      <w:r>
+        <w:rPr>
+          <w:rFonts w:ascii="Times New Roman" w:hAnsi="Times New Roman" w:cs="Times New Roman"/>
+        </w:rPr>
+        <w:t>cardiomyopathies, hypertension are the upmost reasons.</w:t>
       </w:r>
     </w:p>
     <w:p>
@@ -1179,13 +1882,7 @@
         <w:rPr>
           <w:rFonts w:ascii="Times New Roman" w:hAnsi="Times New Roman" w:cs="Times New Roman"/>
         </w:rPr>
-        <w:t xml:space="preserve">sustained LDL-C reduction </w:t>
-      </w:r>
-      <w:r>
-        <w:rPr>
-          <w:rFonts w:ascii="Times New Roman" w:hAnsi="Times New Roman" w:cs="Times New Roman"/>
-        </w:rPr>
-        <w:t>~50%), SGLT2</w:t>
+        <w:t>sustained LDL-C reduction ~50%), SGLT2</w:t>
       </w:r>
       <w:r>
         <w:rPr>
@@ -1221,7 +1918,14 @@
         <w:rPr>
           <w:rFonts w:ascii="Times New Roman" w:hAnsi="Times New Roman" w:cs="Times New Roman"/>
         </w:rPr>
-        <w:t>(80–95% Lp(a) reduction; targeting a previously "untreatable" genetic risk factor) have promising solutions in reducing the major risk factors of CVD, by vast difference.</w:t>
+        <w:t xml:space="preserve">(80–95% Lp(a) reduction; targeting a previously "untreatable" genetic risk factor) have </w:t>
+      </w:r>
+      <w:r>
+        <w:rPr>
+          <w:rFonts w:ascii="Times New Roman" w:hAnsi="Times New Roman" w:cs="Times New Roman"/>
+        </w:rPr>
+        <w:lastRenderedPageBreak/>
+        <w:t>promising solutions in reducing the major risk factors of CVD, by vast difference.</w:t>
       </w:r>
     </w:p>
     <w:p>
@@ -1263,14 +1967,6 @@
         </w:rPr>
         <w:t>It is expected that ML application will be globally used to increase doctor's work efficiency, generate economic benefits.</w:t>
       </w:r>
-    </w:p>
-    <w:p>
-      <w:pPr>
-        <w:jc w:val="both"/>
-        <w:rPr>
-          <w:rFonts w:ascii="Times New Roman" w:hAnsi="Times New Roman" w:cs="Times New Roman"/>
-        </w:rPr>
-      </w:pPr>
     </w:p>
     <w:p>
       <w:pPr>
@@ -1318,19 +2014,11 @@
         </w:rPr>
         <w:t xml:space="preserve"> </w:t>
       </w:r>
-      <w:proofErr w:type="gramStart"/>
-      <w:r>
-        <w:rPr>
-          <w:rFonts w:ascii="Times New Roman" w:hAnsi="Times New Roman" w:cs="Times New Roman"/>
-        </w:rPr>
-        <w:t>Highlight</w:t>
-      </w:r>
-      <w:proofErr w:type="gramEnd"/>
-      <w:r>
-        <w:rPr>
-          <w:rFonts w:ascii="Times New Roman" w:hAnsi="Times New Roman" w:cs="Times New Roman"/>
-        </w:rPr>
-        <w:t xml:space="preserve"> how your research builds upon or differs from prior work in the field. Explain the rationale behind your chosen approach and how it addresses identified gaps or limitations. Clearly state the unique contributions and potential impact of your study within the broader research context.</w:t>
+      <w:r>
+        <w:rPr>
+          <w:rFonts w:ascii="Times New Roman" w:hAnsi="Times New Roman" w:cs="Times New Roman"/>
+        </w:rPr>
+        <w:t>Highlight how your research builds upon or differs from prior work in the field. Explain the rationale behind your chosen approach and how it addresses identified gaps or limitations. Clearly state the unique contributions and potential impact of your study within the broader research context.</w:t>
       </w:r>
     </w:p>
     <w:p>
@@ -1354,64 +2042,373 @@
     </w:p>
     <w:p>
       <w:pPr>
+        <w:pStyle w:val="Heading2"/>
         <w:jc w:val="both"/>
         <w:rPr>
-          <w:rFonts w:ascii="Times New Roman" w:hAnsi="Times New Roman" w:cs="Times New Roman"/>
+          <w:rFonts w:ascii="Times New Roman" w:eastAsiaTheme="minorEastAsia" w:hAnsi="Times New Roman" w:cs="Times New Roman"/>
+          <w:b w:val="0"/>
+          <w:bCs w:val="0"/>
+          <w:color w:val="auto"/>
+          <w:sz w:val="22"/>
+          <w:szCs w:val="22"/>
         </w:rPr>
       </w:pPr>
       <w:r>
         <w:rPr>
-          <w:rFonts w:ascii="Times New Roman" w:hAnsi="Times New Roman" w:cs="Times New Roman"/>
-        </w:rPr>
-        <w:t xml:space="preserve">Describe your research design, methods, data collection procedures, and analysis techniques in detail. This section should provide sufficient information for other researchers to replicate the study. Mention tools, software, or frameworks </w:t>
-      </w:r>
-      <w:r>
-        <w:rPr>
-          <w:rFonts w:ascii="Times New Roman" w:hAnsi="Times New Roman" w:cs="Times New Roman"/>
-        </w:rPr>
+          <w:rFonts w:ascii="Times New Roman" w:eastAsiaTheme="minorEastAsia" w:hAnsi="Times New Roman" w:cs="Times New Roman"/>
+          <w:b w:val="0"/>
+          <w:bCs w:val="0"/>
+          <w:color w:val="auto"/>
+          <w:sz w:val="22"/>
+          <w:szCs w:val="22"/>
+        </w:rPr>
+        <w:t xml:space="preserve">The methodology followed in this work encompasses data collection, preprocessing, experimental setup, model selection, and performance evaluation. A complete description of each stage is provided below. </w:t>
+      </w:r>
+    </w:p>
+    <w:p>
+      <w:r>
+        <w:rPr>
+          <w:noProof/>
+        </w:rPr>
+        <w:drawing>
+          <wp:inline distT="0" distB="0" distL="0" distR="0" wp14:anchorId="1FF8CB74" wp14:editId="0AF23D80">
+            <wp:extent cx="2870054" cy="1821988"/>
+            <wp:effectExtent l="0" t="0" r="6985" b="6985"/>
+            <wp:docPr id="1847017210" name="Picture 2"/>
+            <wp:cNvGraphicFramePr>
+              <a:graphicFrameLocks xmlns:a="http://schemas.openxmlformats.org/drawingml/2006/main" noChangeAspect="1"/>
+            </wp:cNvGraphicFramePr>
+            <a:graphic xmlns:a="http://schemas.openxmlformats.org/drawingml/2006/main">
+              <a:graphicData uri="http://schemas.openxmlformats.org/drawingml/2006/picture">
+                <pic:pic xmlns:pic="http://schemas.openxmlformats.org/drawingml/2006/picture">
+                  <pic:nvPicPr>
+                    <pic:cNvPr id="1847017210" name="Picture 1847017210"/>
+                    <pic:cNvPicPr/>
+                  </pic:nvPicPr>
+                  <pic:blipFill>
+                    <a:blip r:embed="rId13"/>
+                    <a:stretch>
+                      <a:fillRect/>
+                    </a:stretch>
+                  </pic:blipFill>
+                  <pic:spPr>
+                    <a:xfrm>
+                      <a:off x="0" y="0"/>
+                      <a:ext cx="2883508" cy="1830529"/>
+                    </a:xfrm>
+                    <a:prstGeom prst="rect">
+                      <a:avLst/>
+                    </a:prstGeom>
+                  </pic:spPr>
+                </pic:pic>
+              </a:graphicData>
+            </a:graphic>
+          </wp:inline>
+        </w:drawing>
+      </w:r>
+    </w:p>
+    <w:p>
+      <w:r>
+        <w:t>Figure 1 illustrates the complete workflow: multi-hospital data collection from four sites (Cleveland, Hungary, Switzerland, VA Long Beach), preprocessing and feature selection (10 common features), training exclusively on Cleveland (source hospital), training five machine learning models, cross-hospital testing on all four sites without retraining, and final stability analysis to identify the most reliable model.</w:t>
+      </w:r>
+    </w:p>
+    <w:p/>
+    <w:p>
+      <w:r>
+        <w:rPr>
+          <w:rStyle w:val="Heading3Char"/>
+        </w:rPr>
+        <w:t>III(I).</w:t>
+      </w:r>
+      <w:r>
+        <w:t xml:space="preserve"> </w:t>
+      </w:r>
+      <w:r>
+        <w:t>Dataset Description For our experiments</w:t>
+      </w:r>
+      <w:r>
+        <w:t>:</w:t>
+      </w:r>
+    </w:p>
+    <w:p>
+      <w:r>
+        <w:t>W</w:t>
+      </w:r>
+      <w:r>
+        <w:t>e used the well-established UCI Heart Disease repository. This dataset contains records from 920 patients drawn from four independent medical institutions: Cleveland, Hungary, Switzerland, and the VA Long Beach center. The dataset is publicly available and has been extensively utilized in predictive modeling studies.</w:t>
+      </w:r>
+    </w:p>
+    <w:p>
+      <w:r>
+        <w:t xml:space="preserve">We narrowed down the feature set to 10 variables that were consistently recorded across all four sites. These ten features are: age, sex, chest pain type, resting blood pressure, serum cholesterol, fasting blood sugar, resting electrocardiographic results, maximum heart </w:t>
+      </w:r>
+      <w:r>
         <w:lastRenderedPageBreak/>
-        <w:t xml:space="preserve">used, and ensure ethical considerations are addressed where </w:t>
-      </w:r>
-      <w:proofErr w:type="spellStart"/>
-      <w:proofErr w:type="gramStart"/>
-      <w:r>
-        <w:rPr>
-          <w:rFonts w:ascii="Times New Roman" w:hAnsi="Times New Roman" w:cs="Times New Roman"/>
-        </w:rPr>
-        <w:t>applicable.</w:t>
-      </w:r>
-      <w:r>
-        <w:rPr>
-          <w:rFonts w:ascii="Times New Roman" w:hAnsi="Times New Roman" w:cs="Times New Roman"/>
-        </w:rPr>
-        <w:t>The</w:t>
-      </w:r>
-      <w:proofErr w:type="spellEnd"/>
-      <w:proofErr w:type="gramEnd"/>
-      <w:r>
-        <w:rPr>
-          <w:rFonts w:ascii="Times New Roman" w:hAnsi="Times New Roman" w:cs="Times New Roman"/>
-        </w:rPr>
-        <w:t xml:space="preserve"> data collection process involved a mixed-methods approach, combining quantitative surveys with qualitative interviews. A sample of 500 participants was recruited using stratified random sampling to ensure representation across demographic groups. Statistical analysis was conducted using SPSS software, while qualitative data was coded and analyzed thematically using NVivo.</w:t>
+        <w:t>rate achieved, exercise</w:t>
+      </w:r>
+      <w:r>
+        <w:t>-</w:t>
+      </w:r>
+      <w:r>
+        <w:t>induced angina, and ST depression (oldpeak).</w:t>
+      </w:r>
+    </w:p>
+    <w:p>
+      <w:r>
+        <w:t>We simplified the original multiclass target into a binary label—0 for no disease and 1 for disease present. Several features were excluded from the analysis because they were largely missing in the Hungary, Switzerland, and VA Long Beach datasets, and imputing them would have introduced more guesswork than signal.</w:t>
+      </w:r>
+    </w:p>
+    <w:p>
+      <w:r>
+        <w:rPr>
+          <w:rStyle w:val="Heading3Char"/>
+        </w:rPr>
+        <w:t>III(II).</w:t>
+      </w:r>
+      <w:r>
+        <w:t xml:space="preserve"> </w:t>
+      </w:r>
+      <w:r>
+        <w:t>Data Preparation and Split Strategy</w:t>
+      </w:r>
+      <w:r>
+        <w:t>:</w:t>
+      </w:r>
+    </w:p>
+    <w:p>
+      <w:r>
+        <w:t>All data cleaning and preprocessing steps were performed using only the Cleveland partition. Missing numeric values were replaced with the median from Cleveland, and missing categorical values were replaced with the mode from Cleveland. This decision was critical to prevent information from the other three hospitals from influencing the training data. For scaling, we applied standard normalization (zero mean, unit variance). The normalization parameters were learned exclusively from the Cleveland training portion and then applied to all other datasets. This simulates a realistic scenario in which a model is developed in one site and then transported to others. The training set was formed by randomly selecting 80% of the Cleveland records. The remaining 20% of Cleveland, along with the complete datasets from Hungary, Switzerland, and VA Long Beach, were set aside as evaluation partitions.</w:t>
+      </w:r>
+    </w:p>
+    <w:p>
+      <w:r>
+        <w:rPr>
+          <w:rStyle w:val="Heading3Char"/>
+        </w:rPr>
+        <w:t>III(I</w:t>
+      </w:r>
+      <w:r>
+        <w:rPr>
+          <w:rStyle w:val="Heading3Char"/>
+        </w:rPr>
+        <w:t>II</w:t>
+      </w:r>
+      <w:r>
+        <w:rPr>
+          <w:rStyle w:val="Heading3Char"/>
+        </w:rPr>
+        <w:t>).</w:t>
+      </w:r>
+      <w:r>
+        <w:t xml:space="preserve"> </w:t>
+      </w:r>
+      <w:r>
+        <w:t>Novelty of the Experimental Design</w:t>
+      </w:r>
+      <w:r>
+        <w:t>:</w:t>
+      </w:r>
+    </w:p>
+    <w:p>
+      <w:r>
+        <w:t>The key differentiator of our study lies in the evaluation scheme. Most earlier works have combined all sites. and performed random splits, we intentionally trained classifiers on a single site. This allows us to measure population-level generalizability, which is a more demanding and practically relevant test than within-sample accuracy. Our focus is not simply on predictive power, but on consistency across varying clinical populations.</w:t>
+      </w:r>
+    </w:p>
+    <w:p>
+      <w:r>
+        <w:rPr>
+          <w:rStyle w:val="Heading3Char"/>
+        </w:rPr>
+        <w:t>III(</w:t>
+      </w:r>
+      <w:r>
+        <w:rPr>
+          <w:rStyle w:val="Heading3Char"/>
+        </w:rPr>
+        <w:t>IV</w:t>
+      </w:r>
+      <w:r>
+        <w:rPr>
+          <w:rStyle w:val="Heading3Char"/>
+        </w:rPr>
+        <w:t>).</w:t>
+      </w:r>
+      <w:r>
+        <w:t xml:space="preserve"> </w:t>
+      </w:r>
+      <w:r>
+        <w:t>Model Selection We selected a set of five models, each representing different learning paradigm, to ensure a comprehensive comparison of model behavior across hospital populations.</w:t>
+      </w:r>
+    </w:p>
+    <w:p>
+      <w:r>
+        <w:t xml:space="preserve"> The chosen models include:</w:t>
       </w:r>
     </w:p>
     <w:p>
       <w:pPr>
-        <w:pStyle w:val="Heading2"/>
-        <w:jc w:val="both"/>
-        <w:rPr>
-          <w:rFonts w:ascii="Times New Roman" w:hAnsi="Times New Roman" w:cs="Times New Roman"/>
-          <w:sz w:val="22"/>
-          <w:szCs w:val="22"/>
+        <w:ind w:left="720"/>
+        <w:rPr>
+          <w:sz w:val="18"/>
+          <w:szCs w:val="18"/>
         </w:rPr>
       </w:pPr>
       <w:r>
         <w:rPr>
-          <w:rFonts w:ascii="Times New Roman" w:hAnsi="Times New Roman" w:cs="Times New Roman"/>
-          <w:sz w:val="22"/>
-          <w:szCs w:val="22"/>
-        </w:rPr>
-        <w:t>IV. RESULTS AND DISCUSSION</w:t>
+          <w:sz w:val="18"/>
+          <w:szCs w:val="18"/>
+        </w:rPr>
+        <w:t xml:space="preserve"> • Logistic Regression (linear classifier) </w:t>
+      </w:r>
+    </w:p>
+    <w:p>
+      <w:pPr>
+        <w:ind w:left="720"/>
+        <w:rPr>
+          <w:sz w:val="18"/>
+          <w:szCs w:val="18"/>
+        </w:rPr>
+      </w:pPr>
+      <w:r>
+        <w:rPr>
+          <w:sz w:val="18"/>
+          <w:szCs w:val="18"/>
+        </w:rPr>
+        <w:t xml:space="preserve">• Random Forest (bagged ensemble of trees) </w:t>
+      </w:r>
+    </w:p>
+    <w:p>
+      <w:pPr>
+        <w:ind w:left="720"/>
+        <w:rPr>
+          <w:sz w:val="18"/>
+          <w:szCs w:val="18"/>
+        </w:rPr>
+      </w:pPr>
+      <w:r>
+        <w:rPr>
+          <w:sz w:val="18"/>
+          <w:szCs w:val="18"/>
+        </w:rPr>
+        <w:t xml:space="preserve">• Support Vector Machine (SVM) </w:t>
+      </w:r>
+    </w:p>
+    <w:p>
+      <w:pPr>
+        <w:ind w:left="720"/>
+        <w:rPr>
+          <w:sz w:val="18"/>
+          <w:szCs w:val="18"/>
+        </w:rPr>
+      </w:pPr>
+      <w:r>
+        <w:rPr>
+          <w:sz w:val="18"/>
+          <w:szCs w:val="18"/>
+        </w:rPr>
+        <w:t xml:space="preserve">• K-Nearest Neighbors (distance-based lazy learner) </w:t>
+      </w:r>
+    </w:p>
+    <w:p>
+      <w:pPr>
+        <w:ind w:left="720"/>
+        <w:rPr>
+          <w:sz w:val="18"/>
+          <w:szCs w:val="18"/>
+        </w:rPr>
+      </w:pPr>
+      <w:r>
+        <w:rPr>
+          <w:sz w:val="18"/>
+          <w:szCs w:val="18"/>
+        </w:rPr>
+        <w:t>• XGBoost (boosted tree model)</w:t>
+      </w:r>
+    </w:p>
+    <w:p>
+      <w:r>
+        <w:t>All models were implemented using their default hyperparameters, with a fixed random seed (random_state = 42) applied throughout to ensure reproducibility. The one exception was XGBoost's learning rate, which was reduced from its default value of 0.3 to 0.1</w:t>
+      </w:r>
+      <w:r>
+        <w:t>.</w:t>
+      </w:r>
+    </w:p>
+    <w:p>
+      <w:r>
+        <w:rPr>
+          <w:rStyle w:val="Heading3Char"/>
+        </w:rPr>
+        <w:t>III(V).</w:t>
+      </w:r>
+      <w:r>
+        <w:t xml:space="preserve"> </w:t>
+      </w:r>
+      <w:r>
+        <w:t>Evaluation Protocol</w:t>
+      </w:r>
+      <w:r>
+        <w:t>:</w:t>
+      </w:r>
+    </w:p>
+    <w:p>
+      <w:r>
+        <w:t xml:space="preserve">For evaluation of all models a range of standard classification metrics were computed to provide a comprehensive assessment of predictive ability of the models. This included: </w:t>
+      </w:r>
+    </w:p>
+    <w:p>
+      <w:r>
+        <w:t xml:space="preserve">• Accuracy – the proportion of correctly classified instances out of the total predictions. • Precision – the ratio of true positive predictions to the total positive predictions, indicating how often the model is correct when it predicts disease. </w:t>
+      </w:r>
+    </w:p>
+    <w:p>
+      <w:r>
+        <w:t xml:space="preserve">• Recall (Sensitivity) – the ratio of true positive predictions to the actual positive instances, reflecting the model's ability to correctly identify patients with heart disease. </w:t>
+      </w:r>
+    </w:p>
+    <w:p>
+      <w:r>
+        <w:t>• F1 Score – the harmonic mean of precision and recall. It provides a balanced measure of performance, making it especially useful when both false positives and false negatives carry significant consequences, as is the case in medical prediction tasks</w:t>
+      </w:r>
+      <w:r>
+        <w:t>.</w:t>
+      </w:r>
+    </w:p>
+    <w:p>
+      <w:r>
+        <w:lastRenderedPageBreak/>
+        <w:t>The F1 Score was prioritized due to its balance between false alarms and missed detections</w:t>
+      </w:r>
+      <w:r>
+        <w:t xml:space="preserve">. </w:t>
+      </w:r>
+    </w:p>
+    <w:p>
+      <w:r>
+        <w:t xml:space="preserve">To assess how consistently each model performs across different hospital populations, we introduced a stability metric called "Spread." Spread is defined as the range between the maximum and minimum F1 Score achieved by a model across the four hospitals. </w:t>
+      </w:r>
+    </w:p>
+    <w:p>
+      <w:r>
+        <w:t>Lower spread values indicate more consistent performance across heterogeneous populations, which we interpret as a proxy for methodological robustness rather than a claim of clinical readiness.</w:t>
+      </w:r>
+    </w:p>
+    <w:p>
+      <w:pPr>
+        <w:pStyle w:val="Heading3"/>
+      </w:pPr>
+    </w:p>
+    <w:p>
+      <w:pPr>
+        <w:pStyle w:val="Heading3"/>
+        <w:rPr>
+          <w:rFonts w:ascii="Times New Roman" w:hAnsi="Times New Roman" w:cs="Times New Roman"/>
+        </w:rPr>
+      </w:pPr>
+      <w:r>
+        <w:rPr>
+          <w:rFonts w:ascii="Times New Roman" w:hAnsi="Times New Roman" w:cs="Times New Roman"/>
+        </w:rPr>
+        <w:t>V. RESULTS AND DISCUSSION</w:t>
       </w:r>
     </w:p>
     <w:p>
@@ -1425,29 +2422,13 @@
         <w:rPr>
           <w:rFonts w:ascii="Times New Roman" w:hAnsi="Times New Roman" w:cs="Times New Roman"/>
         </w:rPr>
-        <w:t xml:space="preserve">Present your research findings clearly using tables, figures, and charts. Provide adequate explanations and interpretation of each result. Compare your findings with those of previous studies and highlight significant differences or confirmations. Ensure all tables and figures are labeled (e.g., Table I, Figure 1) and placed close to where they are first </w:t>
-      </w:r>
-      <w:proofErr w:type="spellStart"/>
-      <w:proofErr w:type="gramStart"/>
-      <w:r>
-        <w:rPr>
-          <w:rFonts w:ascii="Times New Roman" w:hAnsi="Times New Roman" w:cs="Times New Roman"/>
-        </w:rPr>
-        <w:t>mentioned.</w:t>
-      </w:r>
-      <w:r>
-        <w:rPr>
-          <w:rFonts w:ascii="Times New Roman" w:hAnsi="Times New Roman" w:cs="Times New Roman"/>
-        </w:rPr>
-        <w:t>Presenting</w:t>
-      </w:r>
-      <w:proofErr w:type="spellEnd"/>
-      <w:proofErr w:type="gramEnd"/>
-      <w:r>
-        <w:rPr>
-          <w:rFonts w:ascii="Times New Roman" w:hAnsi="Times New Roman" w:cs="Times New Roman"/>
-        </w:rPr>
-        <w:t xml:space="preserve"> research findings effectively involves a strategic combination of visual elements and textual explanations. Tables, figures, and charts serve as powerful tools to summarize complex data and illustrate key trends or patterns. Each visual element should be carefully designed to convey information at a glance, with clear labels, appropriate scales, and legible fonts. Accompanying these visuals, provide concise yet comprehensive explanations that guide readers through the interpretation of the data. This includes highlighting notable trends, outlining statistical significance, and contextualizing the results within the broader research framework.</w:t>
+        <w:t>This section presents the experimental findings obtained from evaluating five machine learning models across four hospital populations. All models were trained exclusively on the Cleveland dataset and tested on the remaining three hospitals without any retraining. We report standard classification metrics, with particular emphasis on F1 Score and the stability metric (Spread) introduced in the previous section</w:t>
+      </w:r>
+      <w:r>
+        <w:rPr>
+          <w:rFonts w:ascii="Times New Roman" w:hAnsi="Times New Roman" w:cs="Times New Roman"/>
+        </w:rPr>
+        <w:t>.</w:t>
       </w:r>
     </w:p>
     <w:p>
@@ -1461,24 +2442,204 @@
         <w:rPr>
           <w:rFonts w:ascii="Times New Roman" w:hAnsi="Times New Roman" w:cs="Times New Roman"/>
         </w:rPr>
+        <w:t xml:space="preserve">Overall Performance </w:t>
+      </w:r>
+    </w:p>
+    <w:p>
+      <w:pPr>
+        <w:jc w:val="both"/>
+        <w:rPr>
+          <w:rFonts w:ascii="Times New Roman" w:hAnsi="Times New Roman" w:cs="Times New Roman"/>
+        </w:rPr>
+      </w:pPr>
+      <w:r>
+        <w:rPr>
+          <w:rFonts w:ascii="Times New Roman" w:hAnsi="Times New Roman" w:cs="Times New Roman"/>
+        </w:rPr>
+        <w:t>Table 1 presents the complete set of results—Accuracy, Precision, Recall, and F1 Score— for each of the five models across all four hospitals. The Cleveland column represents performance on the held-out 20% test split from the training hospital, while the remaining columns reflect performance on entirely unseen patient populations.</w:t>
+      </w:r>
+    </w:p>
+    <w:p>
+      <w:pPr>
+        <w:jc w:val="both"/>
+        <w:rPr>
+          <w:rFonts w:ascii="Times New Roman" w:hAnsi="Times New Roman" w:cs="Times New Roman"/>
+        </w:rPr>
+      </w:pPr>
+      <w:r>
+        <w:rPr>
+          <w:rFonts w:ascii="Times New Roman" w:hAnsi="Times New Roman" w:cs="Times New Roman"/>
+        </w:rPr>
         <w:t>Table I: Example Table Title</w:t>
       </w:r>
     </w:p>
     <w:tbl>
       <w:tblPr>
         <w:tblStyle w:val="TableGrid"/>
-        <w:tblW w:w="0" w:type="auto"/>
+        <w:tblW w:w="4928" w:type="dxa"/>
         <w:tblLook w:val="04A0" w:firstRow="1" w:lastRow="0" w:firstColumn="1" w:lastColumn="0" w:noHBand="0" w:noVBand="1"/>
       </w:tblPr>
       <w:tblGrid>
-        <w:gridCol w:w="1558"/>
-        <w:gridCol w:w="1558"/>
-        <w:gridCol w:w="1558"/>
+        <w:gridCol w:w="810"/>
+        <w:gridCol w:w="850"/>
+        <w:gridCol w:w="906"/>
+        <w:gridCol w:w="944"/>
+        <w:gridCol w:w="709"/>
+        <w:gridCol w:w="709"/>
       </w:tblGrid>
       <w:tr>
+        <w:trPr>
+          <w:trHeight w:val="280"/>
+        </w:trPr>
         <w:tc>
           <w:tcPr>
-            <w:tcW w:w="3120" w:type="dxa"/>
+            <w:tcW w:w="810" w:type="dxa"/>
+          </w:tcPr>
+          <w:p>
+            <w:pPr>
+              <w:spacing w:line="276" w:lineRule="auto"/>
+              <w:jc w:val="both"/>
+              <w:rPr>
+                <w:rFonts w:ascii="Times New Roman" w:hAnsi="Times New Roman" w:cs="Times New Roman"/>
+                <w:sz w:val="18"/>
+                <w:szCs w:val="18"/>
+              </w:rPr>
+            </w:pPr>
+            <w:r>
+              <w:rPr>
+                <w:rFonts w:ascii="Times New Roman" w:hAnsi="Times New Roman" w:cs="Times New Roman"/>
+                <w:sz w:val="18"/>
+                <w:szCs w:val="18"/>
+              </w:rPr>
+              <w:t>Model</w:t>
+            </w:r>
+          </w:p>
+        </w:tc>
+        <w:tc>
+          <w:tcPr>
+            <w:tcW w:w="850" w:type="dxa"/>
+          </w:tcPr>
+          <w:p>
+            <w:pPr>
+              <w:spacing w:line="276" w:lineRule="auto"/>
+              <w:jc w:val="both"/>
+              <w:rPr>
+                <w:rFonts w:ascii="Times New Roman" w:hAnsi="Times New Roman" w:cs="Times New Roman"/>
+                <w:sz w:val="18"/>
+                <w:szCs w:val="18"/>
+              </w:rPr>
+            </w:pPr>
+            <w:r>
+              <w:rPr>
+                <w:rFonts w:ascii="Times New Roman" w:hAnsi="Times New Roman" w:cs="Times New Roman"/>
+                <w:sz w:val="18"/>
+                <w:szCs w:val="18"/>
+              </w:rPr>
+              <w:t>Hospital</w:t>
+            </w:r>
+          </w:p>
+        </w:tc>
+        <w:tc>
+          <w:tcPr>
+            <w:tcW w:w="906" w:type="dxa"/>
+          </w:tcPr>
+          <w:p>
+            <w:pPr>
+              <w:spacing w:line="276" w:lineRule="auto"/>
+              <w:jc w:val="both"/>
+              <w:rPr>
+                <w:rFonts w:ascii="Times New Roman" w:hAnsi="Times New Roman" w:cs="Times New Roman"/>
+                <w:sz w:val="18"/>
+                <w:szCs w:val="18"/>
+              </w:rPr>
+            </w:pPr>
+            <w:r>
+              <w:rPr>
+                <w:rFonts w:ascii="Times New Roman" w:hAnsi="Times New Roman" w:cs="Times New Roman"/>
+                <w:sz w:val="18"/>
+                <w:szCs w:val="18"/>
+              </w:rPr>
+              <w:t>Accuracy</w:t>
+            </w:r>
+          </w:p>
+        </w:tc>
+        <w:tc>
+          <w:tcPr>
+            <w:tcW w:w="944" w:type="dxa"/>
+          </w:tcPr>
+          <w:p>
+            <w:pPr>
+              <w:jc w:val="both"/>
+              <w:rPr>
+                <w:rFonts w:ascii="Times New Roman" w:hAnsi="Times New Roman" w:cs="Times New Roman"/>
+                <w:sz w:val="18"/>
+                <w:szCs w:val="18"/>
+              </w:rPr>
+            </w:pPr>
+            <w:r>
+              <w:rPr>
+                <w:rFonts w:ascii="Times New Roman" w:hAnsi="Times New Roman" w:cs="Times New Roman"/>
+                <w:sz w:val="18"/>
+                <w:szCs w:val="18"/>
+              </w:rPr>
+              <w:t>Precision</w:t>
+            </w:r>
+          </w:p>
+        </w:tc>
+        <w:tc>
+          <w:tcPr>
+            <w:tcW w:w="709" w:type="dxa"/>
+          </w:tcPr>
+          <w:p>
+            <w:pPr>
+              <w:jc w:val="both"/>
+              <w:rPr>
+                <w:rFonts w:ascii="Times New Roman" w:hAnsi="Times New Roman" w:cs="Times New Roman"/>
+                <w:sz w:val="18"/>
+                <w:szCs w:val="18"/>
+              </w:rPr>
+            </w:pPr>
+            <w:r>
+              <w:rPr>
+                <w:rFonts w:ascii="Times New Roman" w:hAnsi="Times New Roman" w:cs="Times New Roman"/>
+                <w:sz w:val="18"/>
+                <w:szCs w:val="18"/>
+              </w:rPr>
+              <w:t>Recall</w:t>
+            </w:r>
+          </w:p>
+        </w:tc>
+        <w:tc>
+          <w:tcPr>
+            <w:tcW w:w="709" w:type="dxa"/>
+          </w:tcPr>
+          <w:p>
+            <w:pPr>
+              <w:jc w:val="both"/>
+              <w:rPr>
+                <w:rFonts w:ascii="Times New Roman" w:hAnsi="Times New Roman" w:cs="Times New Roman"/>
+                <w:sz w:val="18"/>
+                <w:szCs w:val="18"/>
+              </w:rPr>
+            </w:pPr>
+            <w:r>
+              <w:rPr>
+                <w:rFonts w:ascii="Times New Roman" w:hAnsi="Times New Roman" w:cs="Times New Roman"/>
+                <w:sz w:val="18"/>
+                <w:szCs w:val="18"/>
+              </w:rPr>
+              <w:t>F1 Score</w:t>
+            </w:r>
+          </w:p>
+        </w:tc>
+      </w:tr>
+      <w:tr>
+        <w:trPr>
+          <w:trHeight w:val="361"/>
+        </w:trPr>
+        <w:tc>
+          <w:tcPr>
+            <w:tcW w:w="810" w:type="dxa"/>
           </w:tcPr>
           <w:p>
             <w:pPr>
@@ -1492,75 +2653,13 @@
               <w:rPr>
                 <w:rFonts w:ascii="Times New Roman" w:hAnsi="Times New Roman" w:cs="Times New Roman"/>
               </w:rPr>
-              <w:t>Column 1</w:t>
+              <w:t xml:space="preserve">Data </w:t>
             </w:r>
           </w:p>
         </w:tc>
         <w:tc>
           <w:tcPr>
-            <w:tcW w:w="3120" w:type="dxa"/>
-          </w:tcPr>
-          <w:p>
-            <w:pPr>
-              <w:spacing w:line="276" w:lineRule="auto"/>
-              <w:jc w:val="both"/>
-              <w:rPr>
-                <w:rFonts w:ascii="Times New Roman" w:hAnsi="Times New Roman" w:cs="Times New Roman"/>
-              </w:rPr>
-            </w:pPr>
-            <w:r>
-              <w:rPr>
-                <w:rFonts w:ascii="Times New Roman" w:hAnsi="Times New Roman" w:cs="Times New Roman"/>
-              </w:rPr>
-              <w:t>Column 2</w:t>
-            </w:r>
-          </w:p>
-        </w:tc>
-        <w:tc>
-          <w:tcPr>
-            <w:tcW w:w="3120" w:type="dxa"/>
-          </w:tcPr>
-          <w:p>
-            <w:pPr>
-              <w:spacing w:line="276" w:lineRule="auto"/>
-              <w:jc w:val="both"/>
-              <w:rPr>
-                <w:rFonts w:ascii="Times New Roman" w:hAnsi="Times New Roman" w:cs="Times New Roman"/>
-              </w:rPr>
-            </w:pPr>
-            <w:r>
-              <w:rPr>
-                <w:rFonts w:ascii="Times New Roman" w:hAnsi="Times New Roman" w:cs="Times New Roman"/>
-              </w:rPr>
-              <w:t>Column 3</w:t>
-            </w:r>
-          </w:p>
-        </w:tc>
-      </w:tr>
-      <w:tr>
-        <w:tc>
-          <w:tcPr>
-            <w:tcW w:w="3120" w:type="dxa"/>
-          </w:tcPr>
-          <w:p>
-            <w:pPr>
-              <w:spacing w:line="276" w:lineRule="auto"/>
-              <w:jc w:val="both"/>
-              <w:rPr>
-                <w:rFonts w:ascii="Times New Roman" w:hAnsi="Times New Roman" w:cs="Times New Roman"/>
-              </w:rPr>
-            </w:pPr>
-            <w:r>
-              <w:rPr>
-                <w:rFonts w:ascii="Times New Roman" w:hAnsi="Times New Roman" w:cs="Times New Roman"/>
-              </w:rPr>
-              <w:t>Data A</w:t>
-            </w:r>
-          </w:p>
-        </w:tc>
-        <w:tc>
-          <w:tcPr>
-            <w:tcW w:w="3120" w:type="dxa"/>
+            <w:tcW w:w="850" w:type="dxa"/>
           </w:tcPr>
           <w:p>
             <w:pPr>
@@ -1580,7 +2679,7 @@
         </w:tc>
         <w:tc>
           <w:tcPr>
-            <w:tcW w:w="3120" w:type="dxa"/>
+            <w:tcW w:w="906" w:type="dxa"/>
           </w:tcPr>
           <w:p>
             <w:pPr>
@@ -1598,6 +2697,460 @@
             </w:r>
           </w:p>
         </w:tc>
+        <w:tc>
+          <w:tcPr>
+            <w:tcW w:w="944" w:type="dxa"/>
+          </w:tcPr>
+          <w:p>
+            <w:pPr>
+              <w:jc w:val="both"/>
+              <w:rPr>
+                <w:rFonts w:ascii="Times New Roman" w:hAnsi="Times New Roman" w:cs="Times New Roman"/>
+              </w:rPr>
+            </w:pPr>
+          </w:p>
+        </w:tc>
+        <w:tc>
+          <w:tcPr>
+            <w:tcW w:w="709" w:type="dxa"/>
+          </w:tcPr>
+          <w:p>
+            <w:pPr>
+              <w:jc w:val="both"/>
+              <w:rPr>
+                <w:rFonts w:ascii="Times New Roman" w:hAnsi="Times New Roman" w:cs="Times New Roman"/>
+              </w:rPr>
+            </w:pPr>
+          </w:p>
+        </w:tc>
+        <w:tc>
+          <w:tcPr>
+            <w:tcW w:w="709" w:type="dxa"/>
+          </w:tcPr>
+          <w:p>
+            <w:pPr>
+              <w:jc w:val="both"/>
+              <w:rPr>
+                <w:rFonts w:ascii="Times New Roman" w:hAnsi="Times New Roman" w:cs="Times New Roman"/>
+              </w:rPr>
+            </w:pPr>
+          </w:p>
+        </w:tc>
+      </w:tr>
+      <w:tr>
+        <w:trPr>
+          <w:trHeight w:val="289"/>
+        </w:trPr>
+        <w:tc>
+          <w:tcPr>
+            <w:tcW w:w="810" w:type="dxa"/>
+          </w:tcPr>
+          <w:p>
+            <w:pPr>
+              <w:jc w:val="both"/>
+              <w:rPr>
+                <w:rFonts w:ascii="Times New Roman" w:hAnsi="Times New Roman" w:cs="Times New Roman"/>
+              </w:rPr>
+            </w:pPr>
+          </w:p>
+        </w:tc>
+        <w:tc>
+          <w:tcPr>
+            <w:tcW w:w="850" w:type="dxa"/>
+          </w:tcPr>
+          <w:p>
+            <w:pPr>
+              <w:jc w:val="both"/>
+              <w:rPr>
+                <w:rFonts w:ascii="Times New Roman" w:hAnsi="Times New Roman" w:cs="Times New Roman"/>
+              </w:rPr>
+            </w:pPr>
+          </w:p>
+        </w:tc>
+        <w:tc>
+          <w:tcPr>
+            <w:tcW w:w="906" w:type="dxa"/>
+          </w:tcPr>
+          <w:p>
+            <w:pPr>
+              <w:jc w:val="both"/>
+              <w:rPr>
+                <w:rFonts w:ascii="Times New Roman" w:hAnsi="Times New Roman" w:cs="Times New Roman"/>
+              </w:rPr>
+            </w:pPr>
+          </w:p>
+        </w:tc>
+        <w:tc>
+          <w:tcPr>
+            <w:tcW w:w="944" w:type="dxa"/>
+          </w:tcPr>
+          <w:p>
+            <w:pPr>
+              <w:jc w:val="both"/>
+              <w:rPr>
+                <w:rFonts w:ascii="Times New Roman" w:hAnsi="Times New Roman" w:cs="Times New Roman"/>
+              </w:rPr>
+            </w:pPr>
+          </w:p>
+        </w:tc>
+        <w:tc>
+          <w:tcPr>
+            <w:tcW w:w="709" w:type="dxa"/>
+          </w:tcPr>
+          <w:p>
+            <w:pPr>
+              <w:jc w:val="both"/>
+              <w:rPr>
+                <w:rFonts w:ascii="Times New Roman" w:hAnsi="Times New Roman" w:cs="Times New Roman"/>
+              </w:rPr>
+            </w:pPr>
+          </w:p>
+        </w:tc>
+        <w:tc>
+          <w:tcPr>
+            <w:tcW w:w="709" w:type="dxa"/>
+          </w:tcPr>
+          <w:p>
+            <w:pPr>
+              <w:jc w:val="both"/>
+              <w:rPr>
+                <w:rFonts w:ascii="Times New Roman" w:hAnsi="Times New Roman" w:cs="Times New Roman"/>
+              </w:rPr>
+            </w:pPr>
+          </w:p>
+        </w:tc>
+      </w:tr>
+      <w:tr>
+        <w:trPr>
+          <w:trHeight w:val="289"/>
+        </w:trPr>
+        <w:tc>
+          <w:tcPr>
+            <w:tcW w:w="810" w:type="dxa"/>
+          </w:tcPr>
+          <w:p>
+            <w:pPr>
+              <w:jc w:val="both"/>
+              <w:rPr>
+                <w:rFonts w:ascii="Times New Roman" w:hAnsi="Times New Roman" w:cs="Times New Roman"/>
+              </w:rPr>
+            </w:pPr>
+          </w:p>
+        </w:tc>
+        <w:tc>
+          <w:tcPr>
+            <w:tcW w:w="850" w:type="dxa"/>
+          </w:tcPr>
+          <w:p>
+            <w:pPr>
+              <w:jc w:val="both"/>
+              <w:rPr>
+                <w:rFonts w:ascii="Times New Roman" w:hAnsi="Times New Roman" w:cs="Times New Roman"/>
+              </w:rPr>
+            </w:pPr>
+          </w:p>
+        </w:tc>
+        <w:tc>
+          <w:tcPr>
+            <w:tcW w:w="906" w:type="dxa"/>
+          </w:tcPr>
+          <w:p>
+            <w:pPr>
+              <w:jc w:val="both"/>
+              <w:rPr>
+                <w:rFonts w:ascii="Times New Roman" w:hAnsi="Times New Roman" w:cs="Times New Roman"/>
+              </w:rPr>
+            </w:pPr>
+          </w:p>
+        </w:tc>
+        <w:tc>
+          <w:tcPr>
+            <w:tcW w:w="944" w:type="dxa"/>
+          </w:tcPr>
+          <w:p>
+            <w:pPr>
+              <w:jc w:val="both"/>
+              <w:rPr>
+                <w:rFonts w:ascii="Times New Roman" w:hAnsi="Times New Roman" w:cs="Times New Roman"/>
+              </w:rPr>
+            </w:pPr>
+          </w:p>
+        </w:tc>
+        <w:tc>
+          <w:tcPr>
+            <w:tcW w:w="709" w:type="dxa"/>
+          </w:tcPr>
+          <w:p>
+            <w:pPr>
+              <w:jc w:val="both"/>
+              <w:rPr>
+                <w:rFonts w:ascii="Times New Roman" w:hAnsi="Times New Roman" w:cs="Times New Roman"/>
+              </w:rPr>
+            </w:pPr>
+          </w:p>
+        </w:tc>
+        <w:tc>
+          <w:tcPr>
+            <w:tcW w:w="709" w:type="dxa"/>
+          </w:tcPr>
+          <w:p>
+            <w:pPr>
+              <w:jc w:val="both"/>
+              <w:rPr>
+                <w:rFonts w:ascii="Times New Roman" w:hAnsi="Times New Roman" w:cs="Times New Roman"/>
+              </w:rPr>
+            </w:pPr>
+          </w:p>
+        </w:tc>
+      </w:tr>
+      <w:tr>
+        <w:trPr>
+          <w:trHeight w:val="289"/>
+        </w:trPr>
+        <w:tc>
+          <w:tcPr>
+            <w:tcW w:w="810" w:type="dxa"/>
+          </w:tcPr>
+          <w:p>
+            <w:pPr>
+              <w:jc w:val="both"/>
+              <w:rPr>
+                <w:rFonts w:ascii="Times New Roman" w:hAnsi="Times New Roman" w:cs="Times New Roman"/>
+              </w:rPr>
+            </w:pPr>
+          </w:p>
+        </w:tc>
+        <w:tc>
+          <w:tcPr>
+            <w:tcW w:w="850" w:type="dxa"/>
+          </w:tcPr>
+          <w:p>
+            <w:pPr>
+              <w:jc w:val="both"/>
+              <w:rPr>
+                <w:rFonts w:ascii="Times New Roman" w:hAnsi="Times New Roman" w:cs="Times New Roman"/>
+              </w:rPr>
+            </w:pPr>
+          </w:p>
+        </w:tc>
+        <w:tc>
+          <w:tcPr>
+            <w:tcW w:w="906" w:type="dxa"/>
+          </w:tcPr>
+          <w:p>
+            <w:pPr>
+              <w:jc w:val="both"/>
+              <w:rPr>
+                <w:rFonts w:ascii="Times New Roman" w:hAnsi="Times New Roman" w:cs="Times New Roman"/>
+              </w:rPr>
+            </w:pPr>
+          </w:p>
+        </w:tc>
+        <w:tc>
+          <w:tcPr>
+            <w:tcW w:w="944" w:type="dxa"/>
+          </w:tcPr>
+          <w:p>
+            <w:pPr>
+              <w:jc w:val="both"/>
+              <w:rPr>
+                <w:rFonts w:ascii="Times New Roman" w:hAnsi="Times New Roman" w:cs="Times New Roman"/>
+              </w:rPr>
+            </w:pPr>
+          </w:p>
+        </w:tc>
+        <w:tc>
+          <w:tcPr>
+            <w:tcW w:w="709" w:type="dxa"/>
+          </w:tcPr>
+          <w:p>
+            <w:pPr>
+              <w:jc w:val="both"/>
+              <w:rPr>
+                <w:rFonts w:ascii="Times New Roman" w:hAnsi="Times New Roman" w:cs="Times New Roman"/>
+              </w:rPr>
+            </w:pPr>
+          </w:p>
+        </w:tc>
+        <w:tc>
+          <w:tcPr>
+            <w:tcW w:w="709" w:type="dxa"/>
+          </w:tcPr>
+          <w:p>
+            <w:pPr>
+              <w:jc w:val="both"/>
+              <w:rPr>
+                <w:rFonts w:ascii="Times New Roman" w:hAnsi="Times New Roman" w:cs="Times New Roman"/>
+              </w:rPr>
+            </w:pPr>
+          </w:p>
+        </w:tc>
+      </w:tr>
+      <w:tr>
+        <w:trPr>
+          <w:trHeight w:val="289"/>
+        </w:trPr>
+        <w:tc>
+          <w:tcPr>
+            <w:tcW w:w="810" w:type="dxa"/>
+          </w:tcPr>
+          <w:p>
+            <w:pPr>
+              <w:jc w:val="both"/>
+              <w:rPr>
+                <w:rFonts w:ascii="Times New Roman" w:hAnsi="Times New Roman" w:cs="Times New Roman"/>
+              </w:rPr>
+            </w:pPr>
+          </w:p>
+        </w:tc>
+        <w:tc>
+          <w:tcPr>
+            <w:tcW w:w="850" w:type="dxa"/>
+          </w:tcPr>
+          <w:p>
+            <w:pPr>
+              <w:jc w:val="both"/>
+              <w:rPr>
+                <w:rFonts w:ascii="Times New Roman" w:hAnsi="Times New Roman" w:cs="Times New Roman"/>
+              </w:rPr>
+            </w:pPr>
+          </w:p>
+        </w:tc>
+        <w:tc>
+          <w:tcPr>
+            <w:tcW w:w="906" w:type="dxa"/>
+          </w:tcPr>
+          <w:p>
+            <w:pPr>
+              <w:jc w:val="both"/>
+              <w:rPr>
+                <w:rFonts w:ascii="Times New Roman" w:hAnsi="Times New Roman" w:cs="Times New Roman"/>
+              </w:rPr>
+            </w:pPr>
+          </w:p>
+        </w:tc>
+        <w:tc>
+          <w:tcPr>
+            <w:tcW w:w="944" w:type="dxa"/>
+          </w:tcPr>
+          <w:p>
+            <w:pPr>
+              <w:jc w:val="both"/>
+              <w:rPr>
+                <w:rFonts w:ascii="Times New Roman" w:hAnsi="Times New Roman" w:cs="Times New Roman"/>
+              </w:rPr>
+            </w:pPr>
+          </w:p>
+        </w:tc>
+        <w:tc>
+          <w:tcPr>
+            <w:tcW w:w="709" w:type="dxa"/>
+          </w:tcPr>
+          <w:p>
+            <w:pPr>
+              <w:jc w:val="both"/>
+              <w:rPr>
+                <w:rFonts w:ascii="Times New Roman" w:hAnsi="Times New Roman" w:cs="Times New Roman"/>
+              </w:rPr>
+            </w:pPr>
+          </w:p>
+        </w:tc>
+        <w:tc>
+          <w:tcPr>
+            <w:tcW w:w="709" w:type="dxa"/>
+          </w:tcPr>
+          <w:p>
+            <w:pPr>
+              <w:jc w:val="both"/>
+              <w:rPr>
+                <w:rFonts w:ascii="Times New Roman" w:hAnsi="Times New Roman" w:cs="Times New Roman"/>
+              </w:rPr>
+            </w:pPr>
+          </w:p>
+        </w:tc>
+      </w:tr>
+      <w:tr>
+        <w:trPr>
+          <w:trHeight w:val="289"/>
+        </w:trPr>
+        <w:tc>
+          <w:tcPr>
+            <w:tcW w:w="810" w:type="dxa"/>
+          </w:tcPr>
+          <w:p>
+            <w:pPr>
+              <w:jc w:val="both"/>
+              <w:rPr>
+                <w:rFonts w:ascii="Times New Roman" w:hAnsi="Times New Roman" w:cs="Times New Roman"/>
+              </w:rPr>
+            </w:pPr>
+          </w:p>
+        </w:tc>
+        <w:tc>
+          <w:tcPr>
+            <w:tcW w:w="850" w:type="dxa"/>
+          </w:tcPr>
+          <w:p>
+            <w:pPr>
+              <w:jc w:val="both"/>
+              <w:rPr>
+                <w:rFonts w:ascii="Times New Roman" w:hAnsi="Times New Roman" w:cs="Times New Roman"/>
+              </w:rPr>
+            </w:pPr>
+          </w:p>
+        </w:tc>
+        <w:tc>
+          <w:tcPr>
+            <w:tcW w:w="906" w:type="dxa"/>
+          </w:tcPr>
+          <w:p>
+            <w:pPr>
+              <w:jc w:val="both"/>
+              <w:rPr>
+                <w:rFonts w:ascii="Times New Roman" w:hAnsi="Times New Roman" w:cs="Times New Roman"/>
+              </w:rPr>
+            </w:pPr>
+          </w:p>
+        </w:tc>
+        <w:tc>
+          <w:tcPr>
+            <w:tcW w:w="944" w:type="dxa"/>
+          </w:tcPr>
+          <w:p>
+            <w:pPr>
+              <w:jc w:val="both"/>
+              <w:rPr>
+                <w:rFonts w:ascii="Times New Roman" w:hAnsi="Times New Roman" w:cs="Times New Roman"/>
+              </w:rPr>
+            </w:pPr>
+          </w:p>
+        </w:tc>
+        <w:tc>
+          <w:tcPr>
+            <w:tcW w:w="709" w:type="dxa"/>
+          </w:tcPr>
+          <w:p>
+            <w:pPr>
+              <w:jc w:val="both"/>
+              <w:rPr>
+                <w:rFonts w:ascii="Times New Roman" w:hAnsi="Times New Roman" w:cs="Times New Roman"/>
+              </w:rPr>
+            </w:pPr>
+          </w:p>
+        </w:tc>
+        <w:tc>
+          <w:tcPr>
+            <w:tcW w:w="709" w:type="dxa"/>
+          </w:tcPr>
+          <w:p>
+            <w:pPr>
+              <w:jc w:val="both"/>
+              <w:rPr>
+                <w:rFonts w:ascii="Times New Roman" w:hAnsi="Times New Roman" w:cs="Times New Roman"/>
+              </w:rPr>
+            </w:pPr>
+          </w:p>
+        </w:tc>
       </w:tr>
     </w:tbl>
     <w:p>
@@ -1663,38 +3216,8 @@
         <w:rPr>
           <w:rFonts w:ascii="Times New Roman" w:hAnsi="Times New Roman" w:cs="Times New Roman"/>
         </w:rPr>
-        <w:t xml:space="preserve">This section is optional. Acknowledge funding agencies, institutions, or individuals who </w:t>
-      </w:r>
-      <w:r>
-        <w:rPr>
-          <w:rFonts w:ascii="Times New Roman" w:hAnsi="Times New Roman" w:cs="Times New Roman"/>
-        </w:rPr>
-        <w:t>contributed to the work but are not listed as authors.</w:t>
-      </w:r>
-    </w:p>
-    <w:p>
-      <w:pPr>
-        <w:jc w:val="both"/>
-        <w:rPr>
-          <w:rFonts w:ascii="Times New Roman" w:hAnsi="Times New Roman" w:cs="Times New Roman"/>
-        </w:rPr>
-      </w:pPr>
-    </w:p>
-    <w:p>
-      <w:pPr>
-        <w:jc w:val="both"/>
-        <w:rPr>
-          <w:rFonts w:ascii="Times New Roman" w:hAnsi="Times New Roman" w:cs="Times New Roman"/>
-        </w:rPr>
-      </w:pPr>
-    </w:p>
-    <w:p>
-      <w:pPr>
-        <w:jc w:val="both"/>
-        <w:rPr>
-          <w:rFonts w:ascii="Times New Roman" w:hAnsi="Times New Roman" w:cs="Times New Roman"/>
-        </w:rPr>
-      </w:pPr>
+        <w:t>This section is optional. Acknowledge funding agencies, institutions, or individuals who contributed to the work but are not listed as authors.</w:t>
+      </w:r>
     </w:p>
     <w:p>
       <w:pPr>
@@ -2025,7 +3548,7 @@
         <w:szCs w:val="16"/>
       </w:rPr>
       <w:drawing>
-        <wp:anchor distT="0" distB="0" distL="114300" distR="114300" simplePos="0" relativeHeight="251659264" behindDoc="1" locked="0" layoutInCell="1" allowOverlap="1" wp14:anchorId="215B9158" wp14:editId="04035D7F">
+        <wp:anchor distT="0" distB="0" distL="114300" distR="114300" simplePos="0" relativeHeight="251658240" behindDoc="1" locked="0" layoutInCell="1" allowOverlap="1" wp14:anchorId="215B9158" wp14:editId="04035D7F">
           <wp:simplePos x="0" y="0"/>
           <wp:positionH relativeFrom="column">
             <wp:posOffset>5519420</wp:posOffset>
@@ -3218,7 +4741,6 @@
   <w:style w:type="character" w:default="1" w:styleId="DefaultParagraphFont">
     <w:name w:val="Default Paragraph Font"/>
     <w:uiPriority w:val="1"/>
-    <w:semiHidden/>
     <w:unhideWhenUsed/>
   </w:style>
   <w:style w:type="table" w:default="1" w:styleId="TableNormal">
